--- a/course-content/authoring/shared/homework-problems/T2.docx
+++ b/course-content/authoring/shared/homework-problems/T2.docx
@@ -6,10 +6,16 @@
     <w:p>
       <w:pPr>
         <w:pStyle w:val="Heading1"/>
-      </w:pPr>
-      <w:r>
-        <w:rPr>
-          <w:rFonts w:ascii="Microsoft YaHei" w:hAnsi="Microsoft YaHei" w:eastAsia="Microsoft YaHei"/>
+        <w:spacing w:line="240" w:lineRule="auto" w:before="0" w:after="80"/>
+        <w:ind w:firstLine="0"/>
+        <w:jc w:val="center"/>
+      </w:pPr>
+      <w:r>
+        <w:rPr>
+          <w:rFonts w:ascii="Times New Roman" w:hAnsi="Times New Roman" w:eastAsia="SimHei"/>
+          <w:b w:val="0"/>
+          <w:color w:val="000000"/>
+          <w:sz w:val="32"/>
         </w:rPr>
         <w:t xml:space="preserve">自动控制原理 第二章作业</w:t>
       </w:r>
@@ -17,60 +23,89 @@
     <w:p>
       <w:pPr>
         <w:pStyle w:val="FirstParagraph"/>
-      </w:pPr>
-      <w:r>
-        <w:rPr>
-          <w:rFonts w:ascii="Microsoft YaHei" w:hAnsi="Microsoft YaHei" w:eastAsia="Microsoft YaHei"/>
+        <w:spacing w:line="240" w:lineRule="auto" w:before="0" w:after="80"/>
+        <w:ind w:firstLine="480"/>
+      </w:pPr>
+      <w:r>
+        <w:rPr>
+          <w:rFonts w:ascii="Times New Roman" w:hAnsi="Times New Roman" w:eastAsia="SimSun"/>
+          <w:b w:val="0"/>
+          <w:color w:val="000000"/>
+          <w:sz w:val="24"/>
         </w:rPr>
         <w:t xml:space="preserve">本次作业包含</w:t>
       </w:r>
       <w:r>
         <w:rPr>
-          <w:rFonts w:ascii="Microsoft YaHei" w:hAnsi="Microsoft YaHei" w:eastAsia="Microsoft YaHei"/>
+          <w:rFonts w:ascii="Times New Roman" w:hAnsi="Times New Roman" w:eastAsia="SimSun"/>
+          <w:b w:val="0"/>
+          <w:color w:val="000000"/>
+          <w:sz w:val="24"/>
         </w:rPr>
         <w:t xml:space="preserve"> </w:t>
       </w:r>
       <w:r>
         <w:rPr>
           <w:rStyle w:val="VerbatimChar"/>
-          <w:rFonts w:ascii="Microsoft YaHei" w:hAnsi="Microsoft YaHei" w:eastAsia="Microsoft YaHei"/>
+          <w:rFonts w:ascii="Times New Roman" w:hAnsi="Times New Roman" w:eastAsia="SimSun"/>
+          <w:b w:val="0"/>
+          <w:color w:val="000000"/>
+          <w:sz w:val="24"/>
         </w:rPr>
         <w:t xml:space="preserve">3</w:t>
       </w:r>
       <w:r>
         <w:rPr>
-          <w:rFonts w:ascii="Microsoft YaHei" w:hAnsi="Microsoft YaHei" w:eastAsia="Microsoft YaHei"/>
-        </w:rPr>
-        <w:t xml:space="preserve"> </w:t>
-      </w:r>
-      <w:r>
-        <w:rPr>
-          <w:rFonts w:ascii="Microsoft YaHei" w:hAnsi="Microsoft YaHei" w:eastAsia="Microsoft YaHei"/>
+          <w:rFonts w:ascii="Times New Roman" w:hAnsi="Times New Roman" w:eastAsia="SimSun"/>
+          <w:b w:val="0"/>
+          <w:color w:val="000000"/>
+          <w:sz w:val="24"/>
+        </w:rPr>
+        <w:t xml:space="preserve"> </w:t>
+      </w:r>
+      <w:r>
+        <w:rPr>
+          <w:rFonts w:ascii="Times New Roman" w:hAnsi="Times New Roman" w:eastAsia="SimSun"/>
+          <w:b w:val="0"/>
+          <w:color w:val="000000"/>
+          <w:sz w:val="24"/>
         </w:rPr>
         <w:t xml:space="preserve">道闭题与</w:t>
       </w:r>
       <w:r>
         <w:rPr>
-          <w:rFonts w:ascii="Microsoft YaHei" w:hAnsi="Microsoft YaHei" w:eastAsia="Microsoft YaHei"/>
+          <w:rFonts w:ascii="Times New Roman" w:hAnsi="Times New Roman" w:eastAsia="SimSun"/>
+          <w:b w:val="0"/>
+          <w:color w:val="000000"/>
+          <w:sz w:val="24"/>
         </w:rPr>
         <w:t xml:space="preserve"> </w:t>
       </w:r>
       <w:r>
         <w:rPr>
           <w:rStyle w:val="VerbatimChar"/>
-          <w:rFonts w:ascii="Microsoft YaHei" w:hAnsi="Microsoft YaHei" w:eastAsia="Microsoft YaHei"/>
+          <w:rFonts w:ascii="Times New Roman" w:hAnsi="Times New Roman" w:eastAsia="SimSun"/>
+          <w:b w:val="0"/>
+          <w:color w:val="000000"/>
+          <w:sz w:val="24"/>
         </w:rPr>
         <w:t xml:space="preserve">1</w:t>
       </w:r>
       <w:r>
         <w:rPr>
-          <w:rFonts w:ascii="Microsoft YaHei" w:hAnsi="Microsoft YaHei" w:eastAsia="Microsoft YaHei"/>
-        </w:rPr>
-        <w:t xml:space="preserve"> </w:t>
-      </w:r>
-      <w:r>
-        <w:rPr>
-          <w:rFonts w:ascii="Microsoft YaHei" w:hAnsi="Microsoft YaHei" w:eastAsia="Microsoft YaHei"/>
+          <w:rFonts w:ascii="Times New Roman" w:hAnsi="Times New Roman" w:eastAsia="SimSun"/>
+          <w:b w:val="0"/>
+          <w:color w:val="000000"/>
+          <w:sz w:val="24"/>
+        </w:rPr>
+        <w:t xml:space="preserve"> </w:t>
+      </w:r>
+      <w:r>
+        <w:rPr>
+          <w:rFonts w:ascii="Times New Roman" w:hAnsi="Times New Roman" w:eastAsia="SimSun"/>
+          <w:b w:val="0"/>
+          <w:color w:val="000000"/>
+          <w:sz w:val="24"/>
         </w:rPr>
         <w:t xml:space="preserve">道开放题。</w:t>
       </w:r>
@@ -79,10 +114,15 @@
     <w:p>
       <w:pPr>
         <w:pStyle w:val="Heading2"/>
-      </w:pPr>
-      <w:r>
-        <w:rPr>
-          <w:rFonts w:ascii="Microsoft YaHei" w:hAnsi="Microsoft YaHei" w:eastAsia="Microsoft YaHei"/>
+        <w:spacing w:line="240" w:lineRule="auto" w:before="0" w:after="80"/>
+        <w:ind w:firstLine="0"/>
+      </w:pPr>
+      <w:r>
+        <w:rPr>
+          <w:rFonts w:ascii="Times New Roman" w:hAnsi="Times New Roman" w:eastAsia="SimSun"/>
+          <w:b/>
+          <w:color w:val="000000"/>
+          <w:sz w:val="28"/>
         </w:rPr>
         <w:t xml:space="preserve">T2-1 物理对象到传递函数</w:t>
       </w:r>
@@ -90,16 +130,24 @@
     <w:p>
       <w:pPr>
         <w:pStyle w:val="FirstParagraph"/>
-      </w:pPr>
-      <w:r>
-        <w:rPr>
-          <w:rFonts w:ascii="Microsoft YaHei" w:hAnsi="Microsoft YaHei" w:eastAsia="Microsoft YaHei"/>
+        <w:spacing w:line="240" w:lineRule="auto" w:before="0" w:after="80"/>
+        <w:ind w:firstLine="480"/>
+      </w:pPr>
+      <w:r>
+        <w:rPr>
+          <w:rFonts w:ascii="Times New Roman" w:hAnsi="Times New Roman" w:eastAsia="SimSun"/>
+          <w:b w:val="0"/>
+          <w:color w:val="000000"/>
+          <w:sz w:val="24"/>
         </w:rPr>
         <w:t xml:space="preserve">设单自由度弹簧-阻尼-质量系统如下一维运动：质量块质量为</w:t>
       </w:r>
       <w:r>
         <w:rPr>
-          <w:rFonts w:ascii="Microsoft YaHei" w:hAnsi="Microsoft YaHei" w:eastAsia="Microsoft YaHei"/>
+          <w:rFonts w:ascii="Times New Roman" w:hAnsi="Times New Roman" w:eastAsia="SimSun"/>
+          <w:b w:val="0"/>
+          <w:color w:val="000000"/>
+          <w:sz w:val="24"/>
         </w:rPr>
         <w:t xml:space="preserve"> </w:t>
       </w:r>
@@ -134,13 +182,19 @@
       </m:oMath>
       <w:r>
         <w:rPr>
-          <w:rFonts w:ascii="Microsoft YaHei" w:hAnsi="Microsoft YaHei" w:eastAsia="Microsoft YaHei"/>
+          <w:rFonts w:ascii="Times New Roman" w:hAnsi="Times New Roman" w:eastAsia="SimSun"/>
+          <w:b w:val="0"/>
+          <w:color w:val="000000"/>
+          <w:sz w:val="24"/>
         </w:rPr>
         <w:t xml:space="preserve">，阻尼系数为</w:t>
       </w:r>
       <w:r>
         <w:rPr>
-          <w:rFonts w:ascii="Microsoft YaHei" w:hAnsi="Microsoft YaHei" w:eastAsia="Microsoft YaHei"/>
+          <w:rFonts w:ascii="Times New Roman" w:hAnsi="Times New Roman" w:eastAsia="SimSun"/>
+          <w:b w:val="0"/>
+          <w:color w:val="000000"/>
+          <w:sz w:val="24"/>
         </w:rPr>
         <w:t xml:space="preserve"> </w:t>
       </w:r>
@@ -193,13 +247,19 @@
       </m:oMath>
       <w:r>
         <w:rPr>
-          <w:rFonts w:ascii="Microsoft YaHei" w:hAnsi="Microsoft YaHei" w:eastAsia="Microsoft YaHei"/>
+          <w:rFonts w:ascii="Times New Roman" w:hAnsi="Times New Roman" w:eastAsia="SimSun"/>
+          <w:b w:val="0"/>
+          <w:color w:val="000000"/>
+          <w:sz w:val="24"/>
         </w:rPr>
         <w:t xml:space="preserve">，弹簧刚度为</w:t>
       </w:r>
       <w:r>
         <w:rPr>
-          <w:rFonts w:ascii="Microsoft YaHei" w:hAnsi="Microsoft YaHei" w:eastAsia="Microsoft YaHei"/>
+          <w:rFonts w:ascii="Times New Roman" w:hAnsi="Times New Roman" w:eastAsia="SimSun"/>
+          <w:b w:val="0"/>
+          <w:color w:val="000000"/>
+          <w:sz w:val="24"/>
         </w:rPr>
         <w:t xml:space="preserve"> </w:t>
       </w:r>
@@ -240,13 +300,19 @@
       </m:oMath>
       <w:r>
         <w:rPr>
-          <w:rFonts w:ascii="Microsoft YaHei" w:hAnsi="Microsoft YaHei" w:eastAsia="Microsoft YaHei"/>
+          <w:rFonts w:ascii="Times New Roman" w:hAnsi="Times New Roman" w:eastAsia="SimSun"/>
+          <w:b w:val="0"/>
+          <w:color w:val="000000"/>
+          <w:sz w:val="24"/>
         </w:rPr>
         <w:t xml:space="preserve">。输入为作用在质量块上的外力</w:t>
       </w:r>
       <w:r>
         <w:rPr>
-          <w:rFonts w:ascii="Microsoft YaHei" w:hAnsi="Microsoft YaHei" w:eastAsia="Microsoft YaHei"/>
+          <w:rFonts w:ascii="Times New Roman" w:hAnsi="Times New Roman" w:eastAsia="SimSun"/>
+          <w:b w:val="0"/>
+          <w:color w:val="000000"/>
+          <w:sz w:val="24"/>
         </w:rPr>
         <w:t xml:space="preserve"> </w:t>
       </w:r>
@@ -270,13 +336,19 @@
       </m:oMath>
       <w:r>
         <w:rPr>
-          <w:rFonts w:ascii="Microsoft YaHei" w:hAnsi="Microsoft YaHei" w:eastAsia="Microsoft YaHei"/>
+          <w:rFonts w:ascii="Times New Roman" w:hAnsi="Times New Roman" w:eastAsia="SimSun"/>
+          <w:b w:val="0"/>
+          <w:color w:val="000000"/>
+          <w:sz w:val="24"/>
         </w:rPr>
         <w:t xml:space="preserve">，输出为质量块位移</w:t>
       </w:r>
       <w:r>
         <w:rPr>
-          <w:rFonts w:ascii="Microsoft YaHei" w:hAnsi="Microsoft YaHei" w:eastAsia="Microsoft YaHei"/>
+          <w:rFonts w:ascii="Times New Roman" w:hAnsi="Times New Roman" w:eastAsia="SimSun"/>
+          <w:b w:val="0"/>
+          <w:color w:val="000000"/>
+          <w:sz w:val="24"/>
         </w:rPr>
         <w:t xml:space="preserve"> </w:t>
       </w:r>
@@ -300,7 +372,10 @@
       </m:oMath>
       <w:r>
         <w:rPr>
-          <w:rFonts w:ascii="Microsoft YaHei" w:hAnsi="Microsoft YaHei" w:eastAsia="Microsoft YaHei"/>
+          <w:rFonts w:ascii="Times New Roman" w:hAnsi="Times New Roman" w:eastAsia="SimSun"/>
+          <w:b w:val="0"/>
+          <w:color w:val="000000"/>
+          <w:sz w:val="24"/>
         </w:rPr>
         <w:t xml:space="preserve">。设运动方向取向右为正，求传递函数时取零初始条件。</w:t>
       </w:r>
@@ -312,10 +387,15 @@
           <w:numId w:val="1001"/>
         </w:numPr>
         <w:pStyle w:val="Compact"/>
-      </w:pPr>
-      <w:r>
-        <w:rPr>
-          <w:rFonts w:ascii="Microsoft YaHei" w:hAnsi="Microsoft YaHei" w:eastAsia="Microsoft YaHei"/>
+        <w:spacing w:line="240" w:lineRule="auto" w:before="0" w:after="80"/>
+        <w:ind w:firstLine="480"/>
+      </w:pPr>
+      <w:r>
+        <w:rPr>
+          <w:rFonts w:ascii="Times New Roman" w:hAnsi="Times New Roman" w:eastAsia="SimSun"/>
+          <w:b w:val="0"/>
+          <w:color w:val="000000"/>
+          <w:sz w:val="24"/>
         </w:rPr>
         <w:t xml:space="preserve">根据受力平衡列出系统的微分方程。</w:t>
       </w:r>
@@ -327,16 +407,24 @@
           <w:numId w:val="1001"/>
         </w:numPr>
         <w:pStyle w:val="Compact"/>
-      </w:pPr>
-      <w:r>
-        <w:rPr>
-          <w:rFonts w:ascii="Microsoft YaHei" w:hAnsi="Microsoft YaHei" w:eastAsia="Microsoft YaHei"/>
+        <w:spacing w:line="240" w:lineRule="auto" w:before="0" w:after="80"/>
+        <w:ind w:firstLine="480"/>
+      </w:pPr>
+      <w:r>
+        <w:rPr>
+          <w:rFonts w:ascii="Times New Roman" w:hAnsi="Times New Roman" w:eastAsia="SimSun"/>
+          <w:b w:val="0"/>
+          <w:color w:val="000000"/>
+          <w:sz w:val="24"/>
         </w:rPr>
         <w:t xml:space="preserve">求系统传递函数</w:t>
       </w:r>
       <w:r>
         <w:rPr>
-          <w:rFonts w:ascii="Microsoft YaHei" w:hAnsi="Microsoft YaHei" w:eastAsia="Microsoft YaHei"/>
+          <w:rFonts w:ascii="Times New Roman" w:hAnsi="Times New Roman" w:eastAsia="SimSun"/>
+          <w:b w:val="0"/>
+          <w:color w:val="000000"/>
+          <w:sz w:val="24"/>
         </w:rPr>
         <w:t xml:space="preserve"> </w:t>
       </w:r>
@@ -407,7 +495,10 @@
       </m:oMath>
       <w:r>
         <w:rPr>
-          <w:rFonts w:ascii="Microsoft YaHei" w:hAnsi="Microsoft YaHei" w:eastAsia="Microsoft YaHei"/>
+          <w:rFonts w:ascii="Times New Roman" w:hAnsi="Times New Roman" w:eastAsia="SimSun"/>
+          <w:b w:val="0"/>
+          <w:color w:val="000000"/>
+          <w:sz w:val="24"/>
         </w:rPr>
         <w:t xml:space="preserve">。</w:t>
       </w:r>
@@ -419,10 +510,15 @@
           <w:numId w:val="1001"/>
         </w:numPr>
         <w:pStyle w:val="Compact"/>
-      </w:pPr>
-      <w:r>
-        <w:rPr>
-          <w:rFonts w:ascii="Microsoft YaHei" w:hAnsi="Microsoft YaHei" w:eastAsia="Microsoft YaHei"/>
+        <w:spacing w:line="240" w:lineRule="auto" w:before="0" w:after="80"/>
+        <w:ind w:firstLine="480"/>
+      </w:pPr>
+      <w:r>
+        <w:rPr>
+          <w:rFonts w:ascii="Times New Roman" w:hAnsi="Times New Roman" w:eastAsia="SimSun"/>
+          <w:b w:val="0"/>
+          <w:color w:val="000000"/>
+          <w:sz w:val="24"/>
         </w:rPr>
         <w:t xml:space="preserve">将所得传递函数化为标准二阶形式</w:t>
       </w:r>
@@ -430,6 +526,8 @@
     <w:p>
       <w:pPr>
         <w:pStyle w:val="FirstParagraph"/>
+        <w:spacing w:line="240" w:lineRule="auto" w:before="0" w:after="80"/>
+        <w:ind w:firstLine="0"/>
       </w:pPr>
       <m:oMathPara>
         <m:oMathParaPr>
@@ -555,16 +653,24 @@
     <w:p>
       <w:pPr>
         <w:pStyle w:val="FirstParagraph"/>
-      </w:pPr>
-      <w:r>
-        <w:rPr>
-          <w:rFonts w:ascii="Microsoft YaHei" w:hAnsi="Microsoft YaHei" w:eastAsia="Microsoft YaHei"/>
+        <w:spacing w:line="240" w:lineRule="auto" w:before="0" w:after="80"/>
+        <w:ind w:firstLine="480"/>
+      </w:pPr>
+      <w:r>
+        <w:rPr>
+          <w:rFonts w:ascii="Times New Roman" w:hAnsi="Times New Roman" w:eastAsia="SimSun"/>
+          <w:b w:val="0"/>
+          <w:color w:val="000000"/>
+          <w:sz w:val="24"/>
         </w:rPr>
         <w:t xml:space="preserve">并写出</w:t>
       </w:r>
       <w:r>
         <w:rPr>
-          <w:rFonts w:ascii="Microsoft YaHei" w:hAnsi="Microsoft YaHei" w:eastAsia="Microsoft YaHei"/>
+          <w:rFonts w:ascii="Times New Roman" w:hAnsi="Times New Roman" w:eastAsia="SimSun"/>
+          <w:b w:val="0"/>
+          <w:color w:val="000000"/>
+          <w:sz w:val="24"/>
         </w:rPr>
         <w:t xml:space="preserve"> </w:t>
       </w:r>
@@ -608,21 +714,34 @@
       </m:oMath>
       <w:r>
         <w:rPr>
-          <w:rFonts w:ascii="Microsoft YaHei" w:hAnsi="Microsoft YaHei" w:eastAsia="Microsoft YaHei"/>
-        </w:rPr>
-        <w:t xml:space="preserve"> </w:t>
-      </w:r>
-      <w:r>
-        <w:rPr>
-          <w:rFonts w:ascii="Microsoft YaHei" w:hAnsi="Microsoft YaHei" w:eastAsia="Microsoft YaHei"/>
+          <w:rFonts w:ascii="Times New Roman" w:hAnsi="Times New Roman" w:eastAsia="SimSun"/>
+          <w:b w:val="0"/>
+          <w:color w:val="000000"/>
+          <w:sz w:val="24"/>
+        </w:rPr>
+        <w:t xml:space="preserve"> </w:t>
+      </w:r>
+      <w:r>
+        <w:rPr>
+          <w:rFonts w:ascii="Times New Roman" w:hAnsi="Times New Roman" w:eastAsia="SimSun"/>
+          <w:b w:val="0"/>
+          <w:color w:val="000000"/>
+          <w:sz w:val="24"/>
         </w:rPr>
         <w:t xml:space="preserve">的数值。</w:t>
       </w:r>
     </w:p>
     <w:p>
-      <w:r>
-        <w:rPr>
-          <w:rFonts w:ascii="Microsoft YaHei" w:hAnsi="Microsoft YaHei" w:eastAsia="Microsoft YaHei"/>
+      <w:pPr>
+        <w:spacing w:line="240" w:lineRule="auto" w:before="0" w:after="80"/>
+        <w:ind w:firstLine="0"/>
+      </w:pPr>
+      <w:r>
+        <w:rPr>
+          <w:rFonts w:ascii="Times New Roman" w:hAnsi="Times New Roman" w:eastAsia="SimSun"/>
+          <w:b w:val="0"/>
+          <w:color w:val="000000"/>
+          <w:sz w:val="24"/>
         </w:rPr>
         <w:pict>
           <v:rect style="width:0;height:1.5pt" o:hralign="center" o:hrstd="t" o:hr="t"/>
@@ -634,10 +753,15 @@
     <w:p>
       <w:pPr>
         <w:pStyle w:val="Heading2"/>
-      </w:pPr>
-      <w:r>
-        <w:rPr>
-          <w:rFonts w:ascii="Microsoft YaHei" w:hAnsi="Microsoft YaHei" w:eastAsia="Microsoft YaHei"/>
+        <w:spacing w:line="240" w:lineRule="auto" w:before="0" w:after="80"/>
+        <w:ind w:firstLine="0"/>
+      </w:pPr>
+      <w:r>
+        <w:rPr>
+          <w:rFonts w:ascii="Times New Roman" w:hAnsi="Times New Roman" w:eastAsia="SimSun"/>
+          <w:b/>
+          <w:color w:val="000000"/>
+          <w:sz w:val="28"/>
         </w:rPr>
         <w:t xml:space="preserve">T2-2 结构图/信号流图求等效传函</w:t>
       </w:r>
@@ -645,16 +769,24 @@
     <w:p>
       <w:pPr>
         <w:pStyle w:val="FirstParagraph"/>
-      </w:pPr>
-      <w:r>
-        <w:rPr>
-          <w:rFonts w:ascii="Microsoft YaHei" w:hAnsi="Microsoft YaHei" w:eastAsia="Microsoft YaHei"/>
+        <w:spacing w:line="240" w:lineRule="auto" w:before="0" w:after="80"/>
+        <w:ind w:firstLine="480"/>
+      </w:pPr>
+      <w:r>
+        <w:rPr>
+          <w:rFonts w:ascii="Times New Roman" w:hAnsi="Times New Roman" w:eastAsia="SimSun"/>
+          <w:b w:val="0"/>
+          <w:color w:val="000000"/>
+          <w:sz w:val="24"/>
         </w:rPr>
         <w:t xml:space="preserve">已知图 1 所示双环负反馈控制系统结构图。前向通路依次为</w:t>
       </w:r>
       <w:r>
         <w:rPr>
-          <w:rFonts w:ascii="Microsoft YaHei" w:hAnsi="Microsoft YaHei" w:eastAsia="Microsoft YaHei"/>
+          <w:rFonts w:ascii="Times New Roman" w:hAnsi="Times New Roman" w:eastAsia="SimSun"/>
+          <w:b w:val="0"/>
+          <w:color w:val="000000"/>
+          <w:sz w:val="24"/>
         </w:rPr>
         <w:t xml:space="preserve"> </w:t>
       </w:r>
@@ -717,7 +849,10 @@
       </m:oMath>
       <w:r>
         <w:rPr>
-          <w:rFonts w:ascii="Microsoft YaHei" w:hAnsi="Microsoft YaHei" w:eastAsia="Microsoft YaHei"/>
+          <w:rFonts w:ascii="Times New Roman" w:hAnsi="Times New Roman" w:eastAsia="SimSun"/>
+          <w:b w:val="0"/>
+          <w:color w:val="000000"/>
+          <w:sz w:val="24"/>
         </w:rPr>
         <w:t xml:space="preserve">、</w:t>
       </w:r>
@@ -780,25 +915,37 @@
       </m:oMath>
       <w:r>
         <w:rPr>
-          <w:rFonts w:ascii="Microsoft YaHei" w:hAnsi="Microsoft YaHei" w:eastAsia="Microsoft YaHei"/>
+          <w:rFonts w:ascii="Times New Roman" w:hAnsi="Times New Roman" w:eastAsia="SimSun"/>
+          <w:b w:val="0"/>
+          <w:color w:val="000000"/>
+          <w:sz w:val="24"/>
         </w:rPr>
         <w:t xml:space="preserve">；</w:t>
       </w:r>
       <w:r>
         <w:rPr>
-          <w:rFonts w:ascii="Microsoft YaHei" w:hAnsi="Microsoft YaHei" w:eastAsia="Microsoft YaHei"/>
-        </w:rPr>
-        <w:t xml:space="preserve"> </w:t>
-      </w:r>
-      <w:r>
-        <w:rPr>
-          <w:rFonts w:ascii="Microsoft YaHei" w:hAnsi="Microsoft YaHei" w:eastAsia="Microsoft YaHei"/>
+          <w:rFonts w:ascii="Times New Roman" w:hAnsi="Times New Roman" w:eastAsia="SimSun"/>
+          <w:b w:val="0"/>
+          <w:color w:val="000000"/>
+          <w:sz w:val="24"/>
+        </w:rPr>
+        <w:t xml:space="preserve"> </w:t>
+      </w:r>
+      <w:r>
+        <w:rPr>
+          <w:rFonts w:ascii="Times New Roman" w:hAnsi="Times New Roman" w:eastAsia="SimSun"/>
+          <w:b w:val="0"/>
+          <w:color w:val="000000"/>
+          <w:sz w:val="24"/>
         </w:rPr>
         <w:t xml:space="preserve">内环反馈为</w:t>
       </w:r>
       <w:r>
         <w:rPr>
-          <w:rFonts w:ascii="Microsoft YaHei" w:hAnsi="Microsoft YaHei" w:eastAsia="Microsoft YaHei"/>
+          <w:rFonts w:ascii="Times New Roman" w:hAnsi="Times New Roman" w:eastAsia="SimSun"/>
+          <w:b w:val="0"/>
+          <w:color w:val="000000"/>
+          <w:sz w:val="24"/>
         </w:rPr>
         <w:t xml:space="preserve"> </w:t>
       </w:r>
@@ -852,13 +999,19 @@
       </m:oMath>
       <w:r>
         <w:rPr>
-          <w:rFonts w:ascii="Microsoft YaHei" w:hAnsi="Microsoft YaHei" w:eastAsia="Microsoft YaHei"/>
+          <w:rFonts w:ascii="Times New Roman" w:hAnsi="Times New Roman" w:eastAsia="SimSun"/>
+          <w:b w:val="0"/>
+          <w:color w:val="000000"/>
+          <w:sz w:val="24"/>
         </w:rPr>
         <w:t xml:space="preserve">（负反馈），作用于</w:t>
       </w:r>
       <w:r>
         <w:rPr>
-          <w:rFonts w:ascii="Microsoft YaHei" w:hAnsi="Microsoft YaHei" w:eastAsia="Microsoft YaHei"/>
+          <w:rFonts w:ascii="Times New Roman" w:hAnsi="Times New Roman" w:eastAsia="SimSun"/>
+          <w:b w:val="0"/>
+          <w:color w:val="000000"/>
+          <w:sz w:val="24"/>
         </w:rPr>
         <w:t xml:space="preserve"> </w:t>
       </w:r>
@@ -891,19 +1044,28 @@
       </m:oMath>
       <w:r>
         <w:rPr>
-          <w:rFonts w:ascii="Microsoft YaHei" w:hAnsi="Microsoft YaHei" w:eastAsia="Microsoft YaHei"/>
-        </w:rPr>
-        <w:t xml:space="preserve"> </w:t>
-      </w:r>
-      <w:r>
-        <w:rPr>
-          <w:rFonts w:ascii="Microsoft YaHei" w:hAnsi="Microsoft YaHei" w:eastAsia="Microsoft YaHei"/>
+          <w:rFonts w:ascii="Times New Roman" w:hAnsi="Times New Roman" w:eastAsia="SimSun"/>
+          <w:b w:val="0"/>
+          <w:color w:val="000000"/>
+          <w:sz w:val="24"/>
+        </w:rPr>
+        <w:t xml:space="preserve"> </w:t>
+      </w:r>
+      <w:r>
+        <w:rPr>
+          <w:rFonts w:ascii="Times New Roman" w:hAnsi="Times New Roman" w:eastAsia="SimSun"/>
+          <w:b w:val="0"/>
+          <w:color w:val="000000"/>
+          <w:sz w:val="24"/>
         </w:rPr>
         <w:t xml:space="preserve">与</w:t>
       </w:r>
       <w:r>
         <w:rPr>
-          <w:rFonts w:ascii="Microsoft YaHei" w:hAnsi="Microsoft YaHei" w:eastAsia="Microsoft YaHei"/>
+          <w:rFonts w:ascii="Times New Roman" w:hAnsi="Times New Roman" w:eastAsia="SimSun"/>
+          <w:b w:val="0"/>
+          <w:color w:val="000000"/>
+          <w:sz w:val="24"/>
         </w:rPr>
         <w:t xml:space="preserve"> </w:t>
       </w:r>
@@ -936,31 +1098,46 @@
       </m:oMath>
       <w:r>
         <w:rPr>
-          <w:rFonts w:ascii="Microsoft YaHei" w:hAnsi="Microsoft YaHei" w:eastAsia="Microsoft YaHei"/>
-        </w:rPr>
-        <w:t xml:space="preserve"> </w:t>
-      </w:r>
-      <w:r>
-        <w:rPr>
-          <w:rFonts w:ascii="Microsoft YaHei" w:hAnsi="Microsoft YaHei" w:eastAsia="Microsoft YaHei"/>
+          <w:rFonts w:ascii="Times New Roman" w:hAnsi="Times New Roman" w:eastAsia="SimSun"/>
+          <w:b w:val="0"/>
+          <w:color w:val="000000"/>
+          <w:sz w:val="24"/>
+        </w:rPr>
+        <w:t xml:space="preserve"> </w:t>
+      </w:r>
+      <w:r>
+        <w:rPr>
+          <w:rFonts w:ascii="Times New Roman" w:hAnsi="Times New Roman" w:eastAsia="SimSun"/>
+          <w:b w:val="0"/>
+          <w:color w:val="000000"/>
+          <w:sz w:val="24"/>
         </w:rPr>
         <w:t xml:space="preserve">之间的求和点；</w:t>
       </w:r>
       <w:r>
         <w:rPr>
-          <w:rFonts w:ascii="Microsoft YaHei" w:hAnsi="Microsoft YaHei" w:eastAsia="Microsoft YaHei"/>
-        </w:rPr>
-        <w:t xml:space="preserve"> </w:t>
-      </w:r>
-      <w:r>
-        <w:rPr>
-          <w:rFonts w:ascii="Microsoft YaHei" w:hAnsi="Microsoft YaHei" w:eastAsia="Microsoft YaHei"/>
+          <w:rFonts w:ascii="Times New Roman" w:hAnsi="Times New Roman" w:eastAsia="SimSun"/>
+          <w:b w:val="0"/>
+          <w:color w:val="000000"/>
+          <w:sz w:val="24"/>
+        </w:rPr>
+        <w:t xml:space="preserve"> </w:t>
+      </w:r>
+      <w:r>
+        <w:rPr>
+          <w:rFonts w:ascii="Times New Roman" w:hAnsi="Times New Roman" w:eastAsia="SimSun"/>
+          <w:b w:val="0"/>
+          <w:color w:val="000000"/>
+          <w:sz w:val="24"/>
         </w:rPr>
         <w:t xml:space="preserve">外环反馈为</w:t>
       </w:r>
       <w:r>
         <w:rPr>
-          <w:rFonts w:ascii="Microsoft YaHei" w:hAnsi="Microsoft YaHei" w:eastAsia="Microsoft YaHei"/>
+          <w:rFonts w:ascii="Times New Roman" w:hAnsi="Times New Roman" w:eastAsia="SimSun"/>
+          <w:b w:val="0"/>
+          <w:color w:val="000000"/>
+          <w:sz w:val="24"/>
         </w:rPr>
         <w:t xml:space="preserve"> </w:t>
       </w:r>
@@ -1002,7 +1179,10 @@
       </m:oMath>
       <w:r>
         <w:rPr>
-          <w:rFonts w:ascii="Microsoft YaHei" w:hAnsi="Microsoft YaHei" w:eastAsia="Microsoft YaHei"/>
+          <w:rFonts w:ascii="Times New Roman" w:hAnsi="Times New Roman" w:eastAsia="SimSun"/>
+          <w:b w:val="0"/>
+          <w:color w:val="000000"/>
+          <w:sz w:val="24"/>
         </w:rPr>
         <w:t xml:space="preserve">（单位负反馈），作用于系统输入端求和点。</w:t>
       </w:r>
@@ -1010,16 +1190,24 @@
     <w:p>
       <w:pPr>
         <w:pStyle w:val="BodyText"/>
-      </w:pPr>
-      <w:r>
-        <w:rPr>
-          <w:rFonts w:ascii="Microsoft YaHei" w:hAnsi="Microsoft YaHei" w:eastAsia="Microsoft YaHei"/>
+        <w:spacing w:line="240" w:lineRule="auto" w:before="0" w:after="80"/>
+        <w:ind w:firstLine="480"/>
+      </w:pPr>
+      <w:r>
+        <w:rPr>
+          <w:rFonts w:ascii="Times New Roman" w:hAnsi="Times New Roman" w:eastAsia="SimSun"/>
+          <w:b w:val="0"/>
+          <w:color w:val="000000"/>
+          <w:sz w:val="24"/>
         </w:rPr>
         <w:t xml:space="preserve">取参数</w:t>
       </w:r>
       <w:r>
         <w:rPr>
-          <w:rFonts w:ascii="Microsoft YaHei" w:hAnsi="Microsoft YaHei" w:eastAsia="Microsoft YaHei"/>
+          <w:rFonts w:ascii="Times New Roman" w:hAnsi="Times New Roman" w:eastAsia="SimSun"/>
+          <w:b w:val="0"/>
+          <w:color w:val="000000"/>
+          <w:sz w:val="24"/>
         </w:rPr>
         <w:t xml:space="preserve"> </w:t>
       </w:r>
@@ -1039,7 +1227,10 @@
       </m:oMath>
       <w:r>
         <w:rPr>
-          <w:rFonts w:ascii="Microsoft YaHei" w:hAnsi="Microsoft YaHei" w:eastAsia="Microsoft YaHei"/>
+          <w:rFonts w:ascii="Times New Roman" w:hAnsi="Times New Roman" w:eastAsia="SimSun"/>
+          <w:b w:val="0"/>
+          <w:color w:val="000000"/>
+          <w:sz w:val="24"/>
         </w:rPr>
         <w:t xml:space="preserve">。</w:t>
       </w:r>
@@ -1047,10 +1238,16 @@
     <w:p>
       <w:pPr>
         <w:pStyle w:val="CaptionedFigure"/>
-      </w:pPr>
-      <w:r>
-        <w:rPr>
-          <w:rFonts w:ascii="Microsoft YaHei" w:hAnsi="Microsoft YaHei" w:eastAsia="Microsoft YaHei"/>
+        <w:spacing w:line="240" w:lineRule="auto" w:before="0" w:after="80"/>
+        <w:ind w:firstLine="0"/>
+        <w:jc w:val="center"/>
+      </w:pPr>
+      <w:r>
+        <w:rPr>
+          <w:rFonts w:ascii="Times New Roman" w:hAnsi="Times New Roman" w:eastAsia="SimSun"/>
+          <w:b w:val="0"/>
+          <w:color w:val="000000"/>
+          <w:sz w:val="21"/>
         </w:rPr>
         <w:drawing>
           <wp:inline>
@@ -1097,10 +1294,16 @@
     <w:p>
       <w:pPr>
         <w:pStyle w:val="ImageCaption"/>
-      </w:pPr>
-      <w:r>
-        <w:rPr>
-          <w:rFonts w:ascii="Microsoft YaHei" w:hAnsi="Microsoft YaHei" w:eastAsia="Microsoft YaHei"/>
+        <w:spacing w:line="240" w:lineRule="auto" w:before="0" w:after="80"/>
+        <w:ind w:firstLine="0"/>
+        <w:jc w:val="center"/>
+      </w:pPr>
+      <w:r>
+        <w:rPr>
+          <w:rFonts w:ascii="Times New Roman" w:hAnsi="Times New Roman" w:eastAsia="SimSun"/>
+          <w:b w:val="0"/>
+          <w:color w:val="000000"/>
+          <w:sz w:val="21"/>
         </w:rPr>
         <w:t xml:space="preserve">双环负反馈控制系统结构图</w:t>
       </w:r>
@@ -1108,10 +1311,15 @@
     <w:p>
       <w:pPr>
         <w:pStyle w:val="BodyText"/>
-      </w:pPr>
-      <w:r>
-        <w:rPr>
-          <w:rFonts w:ascii="Microsoft YaHei" w:hAnsi="Microsoft YaHei" w:eastAsia="Microsoft YaHei"/>
+        <w:spacing w:line="240" w:lineRule="auto" w:before="0" w:after="80"/>
+        <w:ind w:firstLine="480"/>
+      </w:pPr>
+      <w:r>
+        <w:rPr>
+          <w:rFonts w:ascii="Times New Roman" w:hAnsi="Times New Roman" w:eastAsia="SimSun"/>
+          <w:b w:val="0"/>
+          <w:color w:val="000000"/>
+          <w:sz w:val="24"/>
         </w:rPr>
         <w:t xml:space="preserve">请完成下列问题：</w:t>
       </w:r>
@@ -1123,16 +1331,24 @@
           <w:numId w:val="1002"/>
         </w:numPr>
         <w:pStyle w:val="Compact"/>
-      </w:pPr>
-      <w:r>
-        <w:rPr>
-          <w:rFonts w:ascii="Microsoft YaHei" w:hAnsi="Microsoft YaHei" w:eastAsia="Microsoft YaHei"/>
+        <w:spacing w:line="240" w:lineRule="auto" w:before="0" w:after="80"/>
+        <w:ind w:firstLine="480"/>
+      </w:pPr>
+      <w:r>
+        <w:rPr>
+          <w:rFonts w:ascii="Times New Roman" w:hAnsi="Times New Roman" w:eastAsia="SimSun"/>
+          <w:b w:val="0"/>
+          <w:color w:val="000000"/>
+          <w:sz w:val="24"/>
         </w:rPr>
         <w:t xml:space="preserve">先化简内环，求从</w:t>
       </w:r>
       <w:r>
         <w:rPr>
-          <w:rFonts w:ascii="Microsoft YaHei" w:hAnsi="Microsoft YaHei" w:eastAsia="Microsoft YaHei"/>
+          <w:rFonts w:ascii="Times New Roman" w:hAnsi="Times New Roman" w:eastAsia="SimSun"/>
+          <w:b w:val="0"/>
+          <w:color w:val="000000"/>
+          <w:sz w:val="24"/>
         </w:rPr>
         <w:t xml:space="preserve"> </w:t>
       </w:r>
@@ -1165,19 +1381,28 @@
       </m:oMath>
       <w:r>
         <w:rPr>
-          <w:rFonts w:ascii="Microsoft YaHei" w:hAnsi="Microsoft YaHei" w:eastAsia="Microsoft YaHei"/>
-        </w:rPr>
-        <w:t xml:space="preserve"> </w:t>
-      </w:r>
-      <w:r>
-        <w:rPr>
-          <w:rFonts w:ascii="Microsoft YaHei" w:hAnsi="Microsoft YaHei" w:eastAsia="Microsoft YaHei"/>
+          <w:rFonts w:ascii="Times New Roman" w:hAnsi="Times New Roman" w:eastAsia="SimSun"/>
+          <w:b w:val="0"/>
+          <w:color w:val="000000"/>
+          <w:sz w:val="24"/>
+        </w:rPr>
+        <w:t xml:space="preserve"> </w:t>
+      </w:r>
+      <w:r>
+        <w:rPr>
+          <w:rFonts w:ascii="Times New Roman" w:hAnsi="Times New Roman" w:eastAsia="SimSun"/>
+          <w:b w:val="0"/>
+          <w:color w:val="000000"/>
+          <w:sz w:val="24"/>
         </w:rPr>
         <w:t xml:space="preserve">输出端到系统输出</w:t>
       </w:r>
       <w:r>
         <w:rPr>
-          <w:rFonts w:ascii="Microsoft YaHei" w:hAnsi="Microsoft YaHei" w:eastAsia="Microsoft YaHei"/>
+          <w:rFonts w:ascii="Times New Roman" w:hAnsi="Times New Roman" w:eastAsia="SimSun"/>
+          <w:b w:val="0"/>
+          <w:color w:val="000000"/>
+          <w:sz w:val="24"/>
         </w:rPr>
         <w:t xml:space="preserve"> </w:t>
       </w:r>
@@ -1201,19 +1426,28 @@
       </m:oMath>
       <w:r>
         <w:rPr>
-          <w:rFonts w:ascii="Microsoft YaHei" w:hAnsi="Microsoft YaHei" w:eastAsia="Microsoft YaHei"/>
-        </w:rPr>
-        <w:t xml:space="preserve"> </w:t>
-      </w:r>
-      <w:r>
-        <w:rPr>
-          <w:rFonts w:ascii="Microsoft YaHei" w:hAnsi="Microsoft YaHei" w:eastAsia="Microsoft YaHei"/>
+          <w:rFonts w:ascii="Times New Roman" w:hAnsi="Times New Roman" w:eastAsia="SimSun"/>
+          <w:b w:val="0"/>
+          <w:color w:val="000000"/>
+          <w:sz w:val="24"/>
+        </w:rPr>
+        <w:t xml:space="preserve"> </w:t>
+      </w:r>
+      <w:r>
+        <w:rPr>
+          <w:rFonts w:ascii="Times New Roman" w:hAnsi="Times New Roman" w:eastAsia="SimSun"/>
+          <w:b w:val="0"/>
+          <w:color w:val="000000"/>
+          <w:sz w:val="24"/>
         </w:rPr>
         <w:t xml:space="preserve">的内环等效传递函数</w:t>
       </w:r>
       <w:r>
         <w:rPr>
-          <w:rFonts w:ascii="Microsoft YaHei" w:hAnsi="Microsoft YaHei" w:eastAsia="Microsoft YaHei"/>
+          <w:rFonts w:ascii="Times New Roman" w:hAnsi="Times New Roman" w:eastAsia="SimSun"/>
+          <w:b w:val="0"/>
+          <w:color w:val="000000"/>
+          <w:sz w:val="24"/>
         </w:rPr>
         <w:t xml:space="preserve"> </w:t>
       </w:r>
@@ -1255,7 +1489,10 @@
       </m:oMath>
       <w:r>
         <w:rPr>
-          <w:rFonts w:ascii="Microsoft YaHei" w:hAnsi="Microsoft YaHei" w:eastAsia="Microsoft YaHei"/>
+          <w:rFonts w:ascii="Times New Roman" w:hAnsi="Times New Roman" w:eastAsia="SimSun"/>
+          <w:b w:val="0"/>
+          <w:color w:val="000000"/>
+          <w:sz w:val="24"/>
         </w:rPr>
         <w:t xml:space="preserve">。</w:t>
       </w:r>
@@ -1267,16 +1504,24 @@
           <w:numId w:val="1002"/>
         </w:numPr>
         <w:pStyle w:val="Compact"/>
-      </w:pPr>
-      <w:r>
-        <w:rPr>
-          <w:rFonts w:ascii="Microsoft YaHei" w:hAnsi="Microsoft YaHei" w:eastAsia="Microsoft YaHei"/>
+        <w:spacing w:line="240" w:lineRule="auto" w:before="0" w:after="80"/>
+        <w:ind w:firstLine="480"/>
+      </w:pPr>
+      <w:r>
+        <w:rPr>
+          <w:rFonts w:ascii="Times New Roman" w:hAnsi="Times New Roman" w:eastAsia="SimSun"/>
+          <w:b w:val="0"/>
+          <w:color w:val="000000"/>
+          <w:sz w:val="24"/>
         </w:rPr>
         <w:t xml:space="preserve">再将</w:t>
       </w:r>
       <w:r>
         <w:rPr>
-          <w:rFonts w:ascii="Microsoft YaHei" w:hAnsi="Microsoft YaHei" w:eastAsia="Microsoft YaHei"/>
+          <w:rFonts w:ascii="Times New Roman" w:hAnsi="Times New Roman" w:eastAsia="SimSun"/>
+          <w:b w:val="0"/>
+          <w:color w:val="000000"/>
+          <w:sz w:val="24"/>
         </w:rPr>
         <w:t xml:space="preserve"> </w:t>
       </w:r>
@@ -1309,19 +1554,28 @@
       </m:oMath>
       <w:r>
         <w:rPr>
-          <w:rFonts w:ascii="Microsoft YaHei" w:hAnsi="Microsoft YaHei" w:eastAsia="Microsoft YaHei"/>
-        </w:rPr>
-        <w:t xml:space="preserve"> </w:t>
-      </w:r>
-      <w:r>
-        <w:rPr>
-          <w:rFonts w:ascii="Microsoft YaHei" w:hAnsi="Microsoft YaHei" w:eastAsia="Microsoft YaHei"/>
+          <w:rFonts w:ascii="Times New Roman" w:hAnsi="Times New Roman" w:eastAsia="SimSun"/>
+          <w:b w:val="0"/>
+          <w:color w:val="000000"/>
+          <w:sz w:val="24"/>
+        </w:rPr>
+        <w:t xml:space="preserve"> </w:t>
+      </w:r>
+      <w:r>
+        <w:rPr>
+          <w:rFonts w:ascii="Times New Roman" w:hAnsi="Times New Roman" w:eastAsia="SimSun"/>
+          <w:b w:val="0"/>
+          <w:color w:val="000000"/>
+          <w:sz w:val="24"/>
         </w:rPr>
         <w:t xml:space="preserve">与</w:t>
       </w:r>
       <w:r>
         <w:rPr>
-          <w:rFonts w:ascii="Microsoft YaHei" w:hAnsi="Microsoft YaHei" w:eastAsia="Microsoft YaHei"/>
+          <w:rFonts w:ascii="Times New Roman" w:hAnsi="Times New Roman" w:eastAsia="SimSun"/>
+          <w:b w:val="0"/>
+          <w:color w:val="000000"/>
+          <w:sz w:val="24"/>
         </w:rPr>
         <w:t xml:space="preserve"> </w:t>
       </w:r>
@@ -1363,13 +1617,19 @@
       </m:oMath>
       <w:r>
         <w:rPr>
-          <w:rFonts w:ascii="Microsoft YaHei" w:hAnsi="Microsoft YaHei" w:eastAsia="Microsoft YaHei"/>
-        </w:rPr>
-        <w:t xml:space="preserve"> </w:t>
-      </w:r>
-      <w:r>
-        <w:rPr>
-          <w:rFonts w:ascii="Microsoft YaHei" w:hAnsi="Microsoft YaHei" w:eastAsia="Microsoft YaHei"/>
+          <w:rFonts w:ascii="Times New Roman" w:hAnsi="Times New Roman" w:eastAsia="SimSun"/>
+          <w:b w:val="0"/>
+          <w:color w:val="000000"/>
+          <w:sz w:val="24"/>
+        </w:rPr>
+        <w:t xml:space="preserve"> </w:t>
+      </w:r>
+      <w:r>
+        <w:rPr>
+          <w:rFonts w:ascii="Times New Roman" w:hAnsi="Times New Roman" w:eastAsia="SimSun"/>
+          <w:b w:val="0"/>
+          <w:color w:val="000000"/>
+          <w:sz w:val="24"/>
         </w:rPr>
         <w:t xml:space="preserve">组成的前向通路与外环一起化简，求闭环传递函数</w:t>
       </w:r>
@@ -1377,6 +1637,8 @@
     <w:p>
       <w:pPr>
         <w:pStyle w:val="Compact"/>
+        <w:spacing w:line="240" w:lineRule="auto" w:before="0" w:after="80"/>
+        <w:ind w:firstLine="0"/>
       </w:pPr>
       <m:oMathPara>
         <m:oMathParaPr>
@@ -1462,16 +1724,24 @@
           <w:numId w:val="1002"/>
         </w:numPr>
         <w:pStyle w:val="Compact"/>
-      </w:pPr>
-      <w:r>
-        <w:rPr>
-          <w:rFonts w:ascii="Microsoft YaHei" w:hAnsi="Microsoft YaHei" w:eastAsia="Microsoft YaHei"/>
+        <w:spacing w:line="240" w:lineRule="auto" w:before="0" w:after="80"/>
+        <w:ind w:firstLine="480"/>
+      </w:pPr>
+      <w:r>
+        <w:rPr>
+          <w:rFonts w:ascii="Times New Roman" w:hAnsi="Times New Roman" w:eastAsia="SimSun"/>
+          <w:b w:val="0"/>
+          <w:color w:val="000000"/>
+          <w:sz w:val="24"/>
         </w:rPr>
         <w:t xml:space="preserve">若仅将增益改为</w:t>
       </w:r>
       <w:r>
         <w:rPr>
-          <w:rFonts w:ascii="Microsoft YaHei" w:hAnsi="Microsoft YaHei" w:eastAsia="Microsoft YaHei"/>
+          <w:rFonts w:ascii="Times New Roman" w:hAnsi="Times New Roman" w:eastAsia="SimSun"/>
+          <w:b w:val="0"/>
+          <w:color w:val="000000"/>
+          <w:sz w:val="24"/>
         </w:rPr>
         <w:t xml:space="preserve"> </w:t>
       </w:r>
@@ -1497,13 +1767,19 @@
       </m:oMath>
       <w:r>
         <w:rPr>
-          <w:rFonts w:ascii="Microsoft YaHei" w:hAnsi="Microsoft YaHei" w:eastAsia="Microsoft YaHei"/>
+          <w:rFonts w:ascii="Times New Roman" w:hAnsi="Times New Roman" w:eastAsia="SimSun"/>
+          <w:b w:val="0"/>
+          <w:color w:val="000000"/>
+          <w:sz w:val="24"/>
         </w:rPr>
         <w:t xml:space="preserve">，其余环节保持不变，直接写出新的闭环等效传递函数</w:t>
       </w:r>
       <w:r>
         <w:rPr>
-          <w:rFonts w:ascii="Microsoft YaHei" w:hAnsi="Microsoft YaHei" w:eastAsia="Microsoft YaHei"/>
+          <w:rFonts w:ascii="Times New Roman" w:hAnsi="Times New Roman" w:eastAsia="SimSun"/>
+          <w:b w:val="0"/>
+          <w:color w:val="000000"/>
+          <w:sz w:val="24"/>
         </w:rPr>
         <w:t xml:space="preserve"> </w:t>
       </w:r>
@@ -1533,7 +1809,10 @@
       </m:oMath>
       <w:r>
         <w:rPr>
-          <w:rFonts w:ascii="Microsoft YaHei" w:hAnsi="Microsoft YaHei" w:eastAsia="Microsoft YaHei"/>
+          <w:rFonts w:ascii="Times New Roman" w:hAnsi="Times New Roman" w:eastAsia="SimSun"/>
+          <w:b w:val="0"/>
+          <w:color w:val="000000"/>
+          <w:sz w:val="24"/>
         </w:rPr>
         <w:t xml:space="preserve">。</w:t>
       </w:r>
@@ -1541,18 +1820,30 @@
     <w:p>
       <w:pPr>
         <w:pStyle w:val="FirstParagraph"/>
-      </w:pPr>
-      <w:r>
-        <w:rPr>
-          <w:rFonts w:ascii="Microsoft YaHei" w:hAnsi="Microsoft YaHei" w:eastAsia="Microsoft YaHei"/>
+        <w:spacing w:line="240" w:lineRule="auto" w:before="0" w:after="80"/>
+        <w:ind w:firstLine="480"/>
+      </w:pPr>
+      <w:r>
+        <w:rPr>
+          <w:rFonts w:ascii="Times New Roman" w:hAnsi="Times New Roman" w:eastAsia="SimSun"/>
+          <w:b w:val="0"/>
+          <w:color w:val="000000"/>
+          <w:sz w:val="24"/>
         </w:rPr>
         <w:t xml:space="preserve">要求：只求等效传递关系，不分析稳定性，不讨论控制器设计。</w:t>
       </w:r>
     </w:p>
     <w:p>
-      <w:r>
-        <w:rPr>
-          <w:rFonts w:ascii="Microsoft YaHei" w:hAnsi="Microsoft YaHei" w:eastAsia="Microsoft YaHei"/>
+      <w:pPr>
+        <w:spacing w:line="240" w:lineRule="auto" w:before="0" w:after="80"/>
+        <w:ind w:firstLine="0"/>
+      </w:pPr>
+      <w:r>
+        <w:rPr>
+          <w:rFonts w:ascii="Times New Roman" w:hAnsi="Times New Roman" w:eastAsia="SimSun"/>
+          <w:b w:val="0"/>
+          <w:color w:val="000000"/>
+          <w:sz w:val="24"/>
         </w:rPr>
         <w:pict>
           <v:rect style="width:0;height:1.5pt" o:hralign="center" o:hrstd="t" o:hr="t"/>
@@ -1564,10 +1855,15 @@
     <w:p>
       <w:pPr>
         <w:pStyle w:val="Heading2"/>
-      </w:pPr>
-      <w:r>
-        <w:rPr>
-          <w:rFonts w:ascii="Microsoft YaHei" w:hAnsi="Microsoft YaHei" w:eastAsia="Microsoft YaHei"/>
+        <w:spacing w:line="240" w:lineRule="auto" w:before="0" w:after="80"/>
+        <w:ind w:firstLine="0"/>
+      </w:pPr>
+      <w:r>
+        <w:rPr>
+          <w:rFonts w:ascii="Times New Roman" w:hAnsi="Times New Roman" w:eastAsia="SimSun"/>
+          <w:b/>
+          <w:color w:val="000000"/>
+          <w:sz w:val="28"/>
         </w:rPr>
         <w:t xml:space="preserve">T2-3 同一对象的时域-频域基础对照</w:t>
       </w:r>
@@ -1575,10 +1871,15 @@
     <w:p>
       <w:pPr>
         <w:pStyle w:val="FirstParagraph"/>
-      </w:pPr>
-      <w:r>
-        <w:rPr>
-          <w:rFonts w:ascii="Microsoft YaHei" w:hAnsi="Microsoft YaHei" w:eastAsia="Microsoft YaHei"/>
+        <w:spacing w:line="240" w:lineRule="auto" w:before="0" w:after="80"/>
+        <w:ind w:firstLine="480"/>
+      </w:pPr>
+      <w:r>
+        <w:rPr>
+          <w:rFonts w:ascii="Times New Roman" w:hAnsi="Times New Roman" w:eastAsia="SimSun"/>
+          <w:b w:val="0"/>
+          <w:color w:val="000000"/>
+          <w:sz w:val="24"/>
         </w:rPr>
         <w:t xml:space="preserve">已知某单位负反馈实验中可抽象出一个标准二阶对象，其开环传递函数写为</w:t>
       </w:r>
@@ -1586,6 +1887,8 @@
     <w:p>
       <w:pPr>
         <w:pStyle w:val="BodyText"/>
+        <w:spacing w:line="240" w:lineRule="auto" w:before="0" w:after="80"/>
+        <w:ind w:firstLine="0"/>
       </w:pPr>
       <m:oMathPara>
         <m:oMathParaPr>
@@ -1671,10 +1974,15 @@
     <w:p>
       <w:pPr>
         <w:pStyle w:val="FirstParagraph"/>
-      </w:pPr>
-      <w:r>
-        <w:rPr>
-          <w:rFonts w:ascii="Microsoft YaHei" w:hAnsi="Microsoft YaHei" w:eastAsia="Microsoft YaHei"/>
+        <w:spacing w:line="240" w:lineRule="auto" w:before="0" w:after="80"/>
+        <w:ind w:firstLine="480"/>
+      </w:pPr>
+      <w:r>
+        <w:rPr>
+          <w:rFonts w:ascii="Times New Roman" w:hAnsi="Times New Roman" w:eastAsia="SimSun"/>
+          <w:b w:val="0"/>
+          <w:color w:val="000000"/>
+          <w:sz w:val="24"/>
         </w:rPr>
         <w:t xml:space="preserve">课堂观察到：当输入为单位阶跃时，该对象的输出不是单调上升，而是先出现一定超调，随后伴随衰减振荡并逐步趋于稳态。</w:t>
       </w:r>
@@ -1682,10 +1990,15 @@
     <w:p>
       <w:pPr>
         <w:pStyle w:val="BodyText"/>
-      </w:pPr>
-      <w:r>
-        <w:rPr>
-          <w:rFonts w:ascii="Microsoft YaHei" w:hAnsi="Microsoft YaHei" w:eastAsia="Microsoft YaHei"/>
+        <w:spacing w:line="240" w:lineRule="auto" w:before="0" w:after="80"/>
+        <w:ind w:firstLine="480"/>
+      </w:pPr>
+      <w:r>
+        <w:rPr>
+          <w:rFonts w:ascii="Times New Roman" w:hAnsi="Times New Roman" w:eastAsia="SimSun"/>
+          <w:b w:val="0"/>
+          <w:color w:val="000000"/>
+          <w:sz w:val="24"/>
         </w:rPr>
         <w:t xml:space="preserve">请围绕这一同一对象完成下列问题：</w:t>
       </w:r>
@@ -1697,16 +2010,24 @@
           <w:numId w:val="1003"/>
         </w:numPr>
         <w:pStyle w:val="Compact"/>
-      </w:pPr>
-      <w:r>
-        <w:rPr>
-          <w:rFonts w:ascii="Microsoft YaHei" w:hAnsi="Microsoft YaHei" w:eastAsia="Microsoft YaHei"/>
+        <w:spacing w:line="240" w:lineRule="auto" w:before="0" w:after="80"/>
+        <w:ind w:firstLine="480"/>
+      </w:pPr>
+      <w:r>
+        <w:rPr>
+          <w:rFonts w:ascii="Times New Roman" w:hAnsi="Times New Roman" w:eastAsia="SimSun"/>
+          <w:b w:val="0"/>
+          <w:color w:val="000000"/>
+          <w:sz w:val="24"/>
         </w:rPr>
         <w:t xml:space="preserve">将该传递函数写成标准二阶形式</w:t>
       </w:r>
       <w:r>
         <w:rPr>
-          <w:rFonts w:ascii="Microsoft YaHei" w:hAnsi="Microsoft YaHei" w:eastAsia="Microsoft YaHei"/>
+          <w:rFonts w:ascii="Times New Roman" w:hAnsi="Times New Roman" w:eastAsia="SimSun"/>
+          <w:b w:val="0"/>
+          <w:color w:val="000000"/>
+          <w:sz w:val="24"/>
         </w:rPr>
         <w:t xml:space="preserve"> </w:t>
       </w:r>
@@ -1802,13 +2123,19 @@
       </m:oMath>
       <w:r>
         <w:rPr>
-          <w:rFonts w:ascii="Microsoft YaHei" w:hAnsi="Microsoft YaHei" w:eastAsia="Microsoft YaHei"/>
+          <w:rFonts w:ascii="Times New Roman" w:hAnsi="Times New Roman" w:eastAsia="SimSun"/>
+          <w:b w:val="0"/>
+          <w:color w:val="000000"/>
+          <w:sz w:val="24"/>
         </w:rPr>
         <w:t xml:space="preserve">，写出</w:t>
       </w:r>
       <w:r>
         <w:rPr>
-          <w:rFonts w:ascii="Microsoft YaHei" w:hAnsi="Microsoft YaHei" w:eastAsia="Microsoft YaHei"/>
+          <w:rFonts w:ascii="Times New Roman" w:hAnsi="Times New Roman" w:eastAsia="SimSun"/>
+          <w:b w:val="0"/>
+          <w:color w:val="000000"/>
+          <w:sz w:val="24"/>
         </w:rPr>
         <w:t xml:space="preserve"> </w:t>
       </w:r>
@@ -1828,19 +2155,28 @@
       </m:oMath>
       <w:r>
         <w:rPr>
-          <w:rFonts w:ascii="Microsoft YaHei" w:hAnsi="Microsoft YaHei" w:eastAsia="Microsoft YaHei"/>
-        </w:rPr>
-        <w:t xml:space="preserve"> </w:t>
-      </w:r>
-      <w:r>
-        <w:rPr>
-          <w:rFonts w:ascii="Microsoft YaHei" w:hAnsi="Microsoft YaHei" w:eastAsia="Microsoft YaHei"/>
+          <w:rFonts w:ascii="Times New Roman" w:hAnsi="Times New Roman" w:eastAsia="SimSun"/>
+          <w:b w:val="0"/>
+          <w:color w:val="000000"/>
+          <w:sz w:val="24"/>
+        </w:rPr>
+        <w:t xml:space="preserve"> </w:t>
+      </w:r>
+      <w:r>
+        <w:rPr>
+          <w:rFonts w:ascii="Times New Roman" w:hAnsi="Times New Roman" w:eastAsia="SimSun"/>
+          <w:b w:val="0"/>
+          <w:color w:val="000000"/>
+          <w:sz w:val="24"/>
         </w:rPr>
         <w:t xml:space="preserve">与</w:t>
       </w:r>
       <w:r>
         <w:rPr>
-          <w:rFonts w:ascii="Microsoft YaHei" w:hAnsi="Microsoft YaHei" w:eastAsia="Microsoft YaHei"/>
+          <w:rFonts w:ascii="Times New Roman" w:hAnsi="Times New Roman" w:eastAsia="SimSun"/>
+          <w:b w:val="0"/>
+          <w:color w:val="000000"/>
+          <w:sz w:val="24"/>
         </w:rPr>
         <w:t xml:space="preserve"> </w:t>
       </w:r>
@@ -1851,7 +2187,10 @@
       </m:oMath>
       <w:r>
         <w:rPr>
-          <w:rFonts w:ascii="Microsoft YaHei" w:hAnsi="Microsoft YaHei" w:eastAsia="Microsoft YaHei"/>
+          <w:rFonts w:ascii="Times New Roman" w:hAnsi="Times New Roman" w:eastAsia="SimSun"/>
+          <w:b w:val="0"/>
+          <w:color w:val="000000"/>
+          <w:sz w:val="24"/>
         </w:rPr>
         <w:t xml:space="preserve">，并判断该对象的阻尼状态。</w:t>
       </w:r>
@@ -1863,10 +2202,15 @@
           <w:numId w:val="1003"/>
         </w:numPr>
         <w:pStyle w:val="Compact"/>
-      </w:pPr>
-      <w:r>
-        <w:rPr>
-          <w:rFonts w:ascii="Microsoft YaHei" w:hAnsi="Microsoft YaHei" w:eastAsia="Microsoft YaHei"/>
+        <w:spacing w:line="240" w:lineRule="auto" w:before="0" w:after="80"/>
+        <w:ind w:firstLine="480"/>
+      </w:pPr>
+      <w:r>
+        <w:rPr>
+          <w:rFonts w:ascii="Times New Roman" w:hAnsi="Times New Roman" w:eastAsia="SimSun"/>
+          <w:b w:val="0"/>
+          <w:color w:val="000000"/>
+          <w:sz w:val="24"/>
         </w:rPr>
         <w:t xml:space="preserve">根据该对象的传递函数与上述时域表现，手工画出其基础 Bode 幅频草图与相频草图。要求在图上或文字中明确标出：低频增益、大致转折区所在频率范围、高频渐近斜率、相位起止趋势，以及在自然频率附近是否存在“峰起更明显”的趋势。</w:t>
       </w:r>
@@ -1878,10 +2222,15 @@
           <w:numId w:val="1003"/>
         </w:numPr>
         <w:pStyle w:val="Compact"/>
-      </w:pPr>
-      <w:r>
-        <w:rPr>
-          <w:rFonts w:ascii="Microsoft YaHei" w:hAnsi="Microsoft YaHei" w:eastAsia="Microsoft YaHei"/>
+        <w:spacing w:line="240" w:lineRule="auto" w:before="0" w:after="80"/>
+        <w:ind w:firstLine="480"/>
+      </w:pPr>
+      <w:r>
+        <w:rPr>
+          <w:rFonts w:ascii="Times New Roman" w:hAnsi="Times New Roman" w:eastAsia="SimSun"/>
+          <w:b w:val="0"/>
+          <w:color w:val="000000"/>
+          <w:sz w:val="24"/>
         </w:rPr>
         <w:t xml:space="preserve">用一句到两句话说明：为什么这个对象在时域上会表现为“有超调并伴随振荡”，而在频域幅频图上又会在某一频率附近表现出较明显的抬升趋势。</w:t>
       </w:r>
@@ -1889,18 +2238,30 @@
     <w:p>
       <w:pPr>
         <w:pStyle w:val="FirstParagraph"/>
-      </w:pPr>
-      <w:r>
-        <w:rPr>
-          <w:rFonts w:ascii="Microsoft YaHei" w:hAnsi="Microsoft YaHei" w:eastAsia="Microsoft YaHei"/>
+        <w:spacing w:line="240" w:lineRule="auto" w:before="0" w:after="80"/>
+        <w:ind w:firstLine="480"/>
+      </w:pPr>
+      <w:r>
+        <w:rPr>
+          <w:rFonts w:ascii="Times New Roman" w:hAnsi="Times New Roman" w:eastAsia="SimSun"/>
+          <w:b w:val="0"/>
+          <w:color w:val="000000"/>
+          <w:sz w:val="24"/>
         </w:rPr>
         <w:t xml:space="preserve">说明：本题只要求基础对象级分析与基础 Bode 手工绘图，不要求计算相位裕度、增益裕度，不要求作稳定性判别。</w:t>
       </w:r>
     </w:p>
     <w:p>
-      <w:r>
-        <w:rPr>
-          <w:rFonts w:ascii="Microsoft YaHei" w:hAnsi="Microsoft YaHei" w:eastAsia="Microsoft YaHei"/>
+      <w:pPr>
+        <w:spacing w:line="240" w:lineRule="auto" w:before="0" w:after="80"/>
+        <w:ind w:firstLine="0"/>
+      </w:pPr>
+      <w:r>
+        <w:rPr>
+          <w:rFonts w:ascii="Times New Roman" w:hAnsi="Times New Roman" w:eastAsia="SimSun"/>
+          <w:b w:val="0"/>
+          <w:color w:val="000000"/>
+          <w:sz w:val="24"/>
         </w:rPr>
         <w:pict>
           <v:rect style="width:0;height:1.5pt" o:hralign="center" o:hrstd="t" o:hr="t"/>
@@ -1912,10 +2273,15 @@
     <w:p>
       <w:pPr>
         <w:pStyle w:val="Heading2"/>
-      </w:pPr>
-      <w:r>
-        <w:rPr>
-          <w:rFonts w:ascii="Microsoft YaHei" w:hAnsi="Microsoft YaHei" w:eastAsia="Microsoft YaHei"/>
+        <w:spacing w:line="240" w:lineRule="auto" w:before="0" w:after="80"/>
+        <w:ind w:firstLine="0"/>
+      </w:pPr>
+      <w:r>
+        <w:rPr>
+          <w:rFonts w:ascii="Times New Roman" w:hAnsi="Times New Roman" w:eastAsia="SimSun"/>
+          <w:b/>
+          <w:color w:val="000000"/>
+          <w:sz w:val="28"/>
         </w:rPr>
         <w:t xml:space="preserve">O2 合并开放题：问题定义卡、基线模型与初步三域表征</w:t>
       </w:r>
@@ -1923,60 +2289,89 @@
     <w:p>
       <w:pPr>
         <w:pStyle w:val="FirstParagraph"/>
-      </w:pPr>
-      <w:r>
-        <w:rPr>
-          <w:rFonts w:ascii="Microsoft YaHei" w:hAnsi="Microsoft YaHei" w:eastAsia="Microsoft YaHei"/>
+        <w:spacing w:line="240" w:lineRule="auto" w:before="0" w:after="80"/>
+        <w:ind w:firstLine="480"/>
+      </w:pPr>
+      <w:r>
+        <w:rPr>
+          <w:rFonts w:ascii="Times New Roman" w:hAnsi="Times New Roman" w:eastAsia="SimSun"/>
+          <w:b w:val="0"/>
+          <w:color w:val="000000"/>
+          <w:sz w:val="24"/>
         </w:rPr>
         <w:t xml:space="preserve">说明：由于第一次作业未单独布置开放题，本次开放题一次性承担</w:t>
       </w:r>
       <w:r>
         <w:rPr>
-          <w:rFonts w:ascii="Microsoft YaHei" w:hAnsi="Microsoft YaHei" w:eastAsia="Microsoft YaHei"/>
+          <w:rFonts w:ascii="Times New Roman" w:hAnsi="Times New Roman" w:eastAsia="SimSun"/>
+          <w:b w:val="0"/>
+          <w:color w:val="000000"/>
+          <w:sz w:val="24"/>
         </w:rPr>
         <w:t xml:space="preserve"> </w:t>
       </w:r>
       <w:r>
         <w:rPr>
           <w:rStyle w:val="VerbatimChar"/>
-          <w:rFonts w:ascii="Microsoft YaHei" w:hAnsi="Microsoft YaHei" w:eastAsia="Microsoft YaHei"/>
+          <w:rFonts w:ascii="Times New Roman" w:hAnsi="Times New Roman" w:eastAsia="SimSun"/>
+          <w:b w:val="0"/>
+          <w:color w:val="000000"/>
+          <w:sz w:val="24"/>
         </w:rPr>
         <w:t xml:space="preserve">O1 问题定义卡</w:t>
       </w:r>
       <w:r>
         <w:rPr>
-          <w:rFonts w:ascii="Microsoft YaHei" w:hAnsi="Microsoft YaHei" w:eastAsia="Microsoft YaHei"/>
-        </w:rPr>
-        <w:t xml:space="preserve"> </w:t>
-      </w:r>
-      <w:r>
-        <w:rPr>
-          <w:rFonts w:ascii="Microsoft YaHei" w:hAnsi="Microsoft YaHei" w:eastAsia="Microsoft YaHei"/>
+          <w:rFonts w:ascii="Times New Roman" w:hAnsi="Times New Roman" w:eastAsia="SimSun"/>
+          <w:b w:val="0"/>
+          <w:color w:val="000000"/>
+          <w:sz w:val="24"/>
+        </w:rPr>
+        <w:t xml:space="preserve"> </w:t>
+      </w:r>
+      <w:r>
+        <w:rPr>
+          <w:rFonts w:ascii="Times New Roman" w:hAnsi="Times New Roman" w:eastAsia="SimSun"/>
+          <w:b w:val="0"/>
+          <w:color w:val="000000"/>
+          <w:sz w:val="24"/>
         </w:rPr>
         <w:t xml:space="preserve">与</w:t>
       </w:r>
       <w:r>
         <w:rPr>
-          <w:rFonts w:ascii="Microsoft YaHei" w:hAnsi="Microsoft YaHei" w:eastAsia="Microsoft YaHei"/>
+          <w:rFonts w:ascii="Times New Roman" w:hAnsi="Times New Roman" w:eastAsia="SimSun"/>
+          <w:b w:val="0"/>
+          <w:color w:val="000000"/>
+          <w:sz w:val="24"/>
         </w:rPr>
         <w:t xml:space="preserve"> </w:t>
       </w:r>
       <w:r>
         <w:rPr>
           <w:rStyle w:val="VerbatimChar"/>
-          <w:rFonts w:ascii="Microsoft YaHei" w:hAnsi="Microsoft YaHei" w:eastAsia="Microsoft YaHei"/>
+          <w:rFonts w:ascii="Times New Roman" w:hAnsi="Times New Roman" w:eastAsia="SimSun"/>
+          <w:b w:val="0"/>
+          <w:color w:val="000000"/>
+          <w:sz w:val="24"/>
         </w:rPr>
         <w:t xml:space="preserve">O2 基线模型与初步三域表征</w:t>
       </w:r>
       <w:r>
         <w:rPr>
-          <w:rFonts w:ascii="Microsoft YaHei" w:hAnsi="Microsoft YaHei" w:eastAsia="Microsoft YaHei"/>
-        </w:rPr>
-        <w:t xml:space="preserve"> </w:t>
-      </w:r>
-      <w:r>
-        <w:rPr>
-          <w:rFonts w:ascii="Microsoft YaHei" w:hAnsi="Microsoft YaHei" w:eastAsia="Microsoft YaHei"/>
+          <w:rFonts w:ascii="Times New Roman" w:hAnsi="Times New Roman" w:eastAsia="SimSun"/>
+          <w:b w:val="0"/>
+          <w:color w:val="000000"/>
+          <w:sz w:val="24"/>
+        </w:rPr>
+        <w:t xml:space="preserve"> </w:t>
+      </w:r>
+      <w:r>
+        <w:rPr>
+          <w:rFonts w:ascii="Times New Roman" w:hAnsi="Times New Roman" w:eastAsia="SimSun"/>
+          <w:b w:val="0"/>
+          <w:color w:val="000000"/>
+          <w:sz w:val="24"/>
         </w:rPr>
         <w:t xml:space="preserve">两项功能。你需要先固定一个自选对象，再在同一对象上完成最小建模与三域表征；后续开放题必须沿用同一对象持续修订。</w:t>
       </w:r>
@@ -1984,10 +2379,15 @@
     <w:p>
       <w:pPr>
         <w:pStyle w:val="BodyText"/>
-      </w:pPr>
-      <w:r>
-        <w:rPr>
-          <w:rFonts w:ascii="Microsoft YaHei" w:hAnsi="Microsoft YaHei" w:eastAsia="Microsoft YaHei"/>
+        <w:spacing w:line="240" w:lineRule="auto" w:before="0" w:after="80"/>
+        <w:ind w:firstLine="480"/>
+      </w:pPr>
+      <w:r>
+        <w:rPr>
+          <w:rFonts w:ascii="Times New Roman" w:hAnsi="Times New Roman" w:eastAsia="SimSun"/>
+          <w:b w:val="0"/>
+          <w:color w:val="000000"/>
+          <w:sz w:val="24"/>
         </w:rPr>
         <w:t xml:space="preserve">请围绕一个你自选的单输入单输出对象或系统，完成以下内容：</w:t>
       </w:r>
@@ -1999,10 +2399,15 @@
           <w:numId w:val="1004"/>
         </w:numPr>
         <w:pStyle w:val="Compact"/>
-      </w:pPr>
-      <w:r>
-        <w:rPr>
-          <w:rFonts w:ascii="Microsoft YaHei" w:hAnsi="Microsoft YaHei" w:eastAsia="Microsoft YaHei"/>
+        <w:spacing w:line="240" w:lineRule="auto" w:before="0" w:after="80"/>
+        <w:ind w:firstLine="480"/>
+      </w:pPr>
+      <w:r>
+        <w:rPr>
+          <w:rFonts w:ascii="Times New Roman" w:hAnsi="Times New Roman" w:eastAsia="SimSun"/>
+          <w:b w:val="0"/>
+          <w:color w:val="000000"/>
+          <w:sz w:val="24"/>
         </w:rPr>
         <w:t xml:space="preserve">写明对象名称与应用场景，说明你希望控制的核心目标是什么。</w:t>
       </w:r>
@@ -2014,10 +2419,15 @@
           <w:numId w:val="1004"/>
         </w:numPr>
         <w:pStyle w:val="Compact"/>
-      </w:pPr>
-      <w:r>
-        <w:rPr>
-          <w:rFonts w:ascii="Microsoft YaHei" w:hAnsi="Microsoft YaHei" w:eastAsia="Microsoft YaHei"/>
+        <w:spacing w:line="240" w:lineRule="auto" w:before="0" w:after="80"/>
+        <w:ind w:firstLine="480"/>
+      </w:pPr>
+      <w:r>
+        <w:rPr>
+          <w:rFonts w:ascii="Times New Roman" w:hAnsi="Times New Roman" w:eastAsia="SimSun"/>
+          <w:b w:val="0"/>
+          <w:color w:val="000000"/>
+          <w:sz w:val="24"/>
         </w:rPr>
         <w:t xml:space="preserve">结构化给出以下五项内容：</w:t>
       </w:r>
@@ -2029,10 +2439,15 @@
           <w:numId w:val="1005"/>
         </w:numPr>
         <w:pStyle w:val="Compact"/>
-      </w:pPr>
-      <w:r>
-        <w:rPr>
-          <w:rFonts w:ascii="Microsoft YaHei" w:hAnsi="Microsoft YaHei" w:eastAsia="Microsoft YaHei"/>
+        <w:spacing w:line="240" w:lineRule="auto" w:before="0" w:after="80"/>
+        <w:ind w:firstLine="480"/>
+      </w:pPr>
+      <w:r>
+        <w:rPr>
+          <w:rFonts w:ascii="Times New Roman" w:hAnsi="Times New Roman" w:eastAsia="SimSun"/>
+          <w:b w:val="0"/>
+          <w:color w:val="000000"/>
+          <w:sz w:val="24"/>
         </w:rPr>
         <w:t xml:space="preserve">被控量</w:t>
       </w:r>
@@ -2044,10 +2459,15 @@
           <w:numId w:val="1005"/>
         </w:numPr>
         <w:pStyle w:val="Compact"/>
-      </w:pPr>
-      <w:r>
-        <w:rPr>
-          <w:rFonts w:ascii="Microsoft YaHei" w:hAnsi="Microsoft YaHei" w:eastAsia="Microsoft YaHei"/>
+        <w:spacing w:line="240" w:lineRule="auto" w:before="0" w:after="80"/>
+        <w:ind w:firstLine="480"/>
+      </w:pPr>
+      <w:r>
+        <w:rPr>
+          <w:rFonts w:ascii="Times New Roman" w:hAnsi="Times New Roman" w:eastAsia="SimSun"/>
+          <w:b w:val="0"/>
+          <w:color w:val="000000"/>
+          <w:sz w:val="24"/>
         </w:rPr>
         <w:t xml:space="preserve">可操纵量</w:t>
       </w:r>
@@ -2059,10 +2479,15 @@
           <w:numId w:val="1005"/>
         </w:numPr>
         <w:pStyle w:val="Compact"/>
-      </w:pPr>
-      <w:r>
-        <w:rPr>
-          <w:rFonts w:ascii="Microsoft YaHei" w:hAnsi="Microsoft YaHei" w:eastAsia="Microsoft YaHei"/>
+        <w:spacing w:line="240" w:lineRule="auto" w:before="0" w:after="80"/>
+        <w:ind w:firstLine="480"/>
+      </w:pPr>
+      <w:r>
+        <w:rPr>
+          <w:rFonts w:ascii="Times New Roman" w:hAnsi="Times New Roman" w:eastAsia="SimSun"/>
+          <w:b w:val="0"/>
+          <w:color w:val="000000"/>
+          <w:sz w:val="24"/>
         </w:rPr>
         <w:t xml:space="preserve">可测量量</w:t>
       </w:r>
@@ -2074,10 +2499,15 @@
           <w:numId w:val="1005"/>
         </w:numPr>
         <w:pStyle w:val="Compact"/>
-      </w:pPr>
-      <w:r>
-        <w:rPr>
-          <w:rFonts w:ascii="Microsoft YaHei" w:hAnsi="Microsoft YaHei" w:eastAsia="Microsoft YaHei"/>
+        <w:spacing w:line="240" w:lineRule="auto" w:before="0" w:after="80"/>
+        <w:ind w:firstLine="480"/>
+      </w:pPr>
+      <w:r>
+        <w:rPr>
+          <w:rFonts w:ascii="Times New Roman" w:hAnsi="Times New Roman" w:eastAsia="SimSun"/>
+          <w:b w:val="0"/>
+          <w:color w:val="000000"/>
+          <w:sz w:val="24"/>
         </w:rPr>
         <w:t xml:space="preserve">主要扰动</w:t>
       </w:r>
@@ -2089,10 +2519,15 @@
           <w:numId w:val="1005"/>
         </w:numPr>
         <w:pStyle w:val="Compact"/>
-      </w:pPr>
-      <w:r>
-        <w:rPr>
-          <w:rFonts w:ascii="Microsoft YaHei" w:hAnsi="Microsoft YaHei" w:eastAsia="Microsoft YaHei"/>
+        <w:spacing w:line="240" w:lineRule="auto" w:before="0" w:after="80"/>
+        <w:ind w:firstLine="480"/>
+      </w:pPr>
+      <w:r>
+        <w:rPr>
+          <w:rFonts w:ascii="Times New Roman" w:hAnsi="Times New Roman" w:eastAsia="SimSun"/>
+          <w:b w:val="0"/>
+          <w:color w:val="000000"/>
+          <w:sz w:val="24"/>
         </w:rPr>
         <w:t xml:space="preserve">为什么需要闭环控制</w:t>
       </w:r>
@@ -2104,10 +2539,15 @@
           <w:numId w:val="1004"/>
         </w:numPr>
         <w:pStyle w:val="Compact"/>
-      </w:pPr>
-      <w:r>
-        <w:rPr>
-          <w:rFonts w:ascii="Microsoft YaHei" w:hAnsi="Microsoft YaHei" w:eastAsia="Microsoft YaHei"/>
+        <w:spacing w:line="240" w:lineRule="auto" w:before="0" w:after="80"/>
+        <w:ind w:firstLine="480"/>
+      </w:pPr>
+      <w:r>
+        <w:rPr>
+          <w:rFonts w:ascii="Times New Roman" w:hAnsi="Times New Roman" w:eastAsia="SimSun"/>
+          <w:b w:val="0"/>
+          <w:color w:val="000000"/>
+          <w:sz w:val="24"/>
         </w:rPr>
         <w:t xml:space="preserve">画出最小结构图，只表达对象、执行、测量、扰动与目标之间的关系。</w:t>
       </w:r>
@@ -2119,10 +2559,15 @@
           <w:numId w:val="1004"/>
         </w:numPr>
         <w:pStyle w:val="Compact"/>
-      </w:pPr>
-      <w:r>
-        <w:rPr>
-          <w:rFonts w:ascii="Microsoft YaHei" w:hAnsi="Microsoft YaHei" w:eastAsia="Microsoft YaHei"/>
+        <w:spacing w:line="240" w:lineRule="auto" w:before="0" w:after="80"/>
+        <w:ind w:firstLine="480"/>
+      </w:pPr>
+      <w:r>
+        <w:rPr>
+          <w:rFonts w:ascii="Times New Roman" w:hAnsi="Times New Roman" w:eastAsia="SimSun"/>
+          <w:b w:val="0"/>
+          <w:color w:val="000000"/>
+          <w:sz w:val="24"/>
         </w:rPr>
         <w:t xml:space="preserve">建立一个可用的简化模型或经验模型，并说明关键假设与适用范围。</w:t>
       </w:r>
@@ -2134,10 +2579,15 @@
           <w:numId w:val="1004"/>
         </w:numPr>
         <w:pStyle w:val="Compact"/>
-      </w:pPr>
-      <w:r>
-        <w:rPr>
-          <w:rFonts w:ascii="Microsoft YaHei" w:hAnsi="Microsoft YaHei" w:eastAsia="Microsoft YaHei"/>
+        <w:spacing w:line="240" w:lineRule="auto" w:before="0" w:after="80"/>
+        <w:ind w:firstLine="480"/>
+      </w:pPr>
+      <w:r>
+        <w:rPr>
+          <w:rFonts w:ascii="Times New Roman" w:hAnsi="Times New Roman" w:eastAsia="SimSun"/>
+          <w:b w:val="0"/>
+          <w:color w:val="000000"/>
+          <w:sz w:val="24"/>
         </w:rPr>
         <w:t xml:space="preserve">在同一对象上给出最小三域表征：</w:t>
       </w:r>
@@ -2149,10 +2599,15 @@
           <w:numId w:val="1006"/>
         </w:numPr>
         <w:pStyle w:val="Compact"/>
-      </w:pPr>
-      <w:r>
-        <w:rPr>
-          <w:rFonts w:ascii="Microsoft YaHei" w:hAnsi="Microsoft YaHei" w:eastAsia="Microsoft YaHei"/>
+        <w:spacing w:line="240" w:lineRule="auto" w:before="0" w:after="80"/>
+        <w:ind w:firstLine="480"/>
+      </w:pPr>
+      <w:r>
+        <w:rPr>
+          <w:rFonts w:ascii="Times New Roman" w:hAnsi="Times New Roman" w:eastAsia="SimSun"/>
+          <w:b w:val="0"/>
+          <w:color w:val="000000"/>
+          <w:sz w:val="24"/>
         </w:rPr>
         <w:t xml:space="preserve">极点或主导动态特征</w:t>
       </w:r>
@@ -2164,10 +2619,15 @@
           <w:numId w:val="1006"/>
         </w:numPr>
         <w:pStyle w:val="Compact"/>
-      </w:pPr>
-      <w:r>
-        <w:rPr>
-          <w:rFonts w:ascii="Microsoft YaHei" w:hAnsi="Microsoft YaHei" w:eastAsia="Microsoft YaHei"/>
+        <w:spacing w:line="240" w:lineRule="auto" w:before="0" w:after="80"/>
+        <w:ind w:firstLine="480"/>
+      </w:pPr>
+      <w:r>
+        <w:rPr>
+          <w:rFonts w:ascii="Times New Roman" w:hAnsi="Times New Roman" w:eastAsia="SimSun"/>
+          <w:b w:val="0"/>
+          <w:color w:val="000000"/>
+          <w:sz w:val="24"/>
         </w:rPr>
         <w:t xml:space="preserve">预期时域行为</w:t>
       </w:r>
@@ -2179,10 +2639,15 @@
           <w:numId w:val="1006"/>
         </w:numPr>
         <w:pStyle w:val="Compact"/>
-      </w:pPr>
-      <w:r>
-        <w:rPr>
-          <w:rFonts w:ascii="Microsoft YaHei" w:hAnsi="Microsoft YaHei" w:eastAsia="Microsoft YaHei"/>
+        <w:spacing w:line="240" w:lineRule="auto" w:before="0" w:after="80"/>
+        <w:ind w:firstLine="480"/>
+      </w:pPr>
+      <w:r>
+        <w:rPr>
+          <w:rFonts w:ascii="Times New Roman" w:hAnsi="Times New Roman" w:eastAsia="SimSun"/>
+          <w:b w:val="0"/>
+          <w:color w:val="000000"/>
+          <w:sz w:val="24"/>
         </w:rPr>
         <w:t xml:space="preserve">预期频域特征</w:t>
       </w:r>
@@ -2194,60 +2659,89 @@
           <w:numId w:val="1004"/>
         </w:numPr>
         <w:pStyle w:val="Compact"/>
-      </w:pPr>
-      <w:r>
-        <w:rPr>
-          <w:rFonts w:ascii="Microsoft YaHei" w:hAnsi="Microsoft YaHei" w:eastAsia="Microsoft YaHei"/>
+        <w:spacing w:line="240" w:lineRule="auto" w:before="0" w:after="80"/>
+        <w:ind w:firstLine="480"/>
+      </w:pPr>
+      <w:r>
+        <w:rPr>
+          <w:rFonts w:ascii="Times New Roman" w:hAnsi="Times New Roman" w:eastAsia="SimSun"/>
+          <w:b w:val="0"/>
+          <w:color w:val="000000"/>
+          <w:sz w:val="24"/>
         </w:rPr>
         <w:t xml:space="preserve">给出</w:t>
       </w:r>
       <w:r>
         <w:rPr>
-          <w:rFonts w:ascii="Microsoft YaHei" w:hAnsi="Microsoft YaHei" w:eastAsia="Microsoft YaHei"/>
+          <w:rFonts w:ascii="Times New Roman" w:hAnsi="Times New Roman" w:eastAsia="SimSun"/>
+          <w:b w:val="0"/>
+          <w:color w:val="000000"/>
+          <w:sz w:val="24"/>
         </w:rPr>
         <w:t xml:space="preserve"> </w:t>
       </w:r>
       <w:r>
         <w:rPr>
           <w:rStyle w:val="VerbatimChar"/>
-          <w:rFonts w:ascii="Microsoft YaHei" w:hAnsi="Microsoft YaHei" w:eastAsia="Microsoft YaHei"/>
+          <w:rFonts w:ascii="Times New Roman" w:hAnsi="Times New Roman" w:eastAsia="SimSun"/>
+          <w:b w:val="0"/>
+          <w:color w:val="000000"/>
+          <w:sz w:val="24"/>
         </w:rPr>
         <w:t xml:space="preserve">1</w:t>
       </w:r>
       <w:r>
         <w:rPr>
-          <w:rFonts w:ascii="Microsoft YaHei" w:hAnsi="Microsoft YaHei" w:eastAsia="Microsoft YaHei"/>
-        </w:rPr>
-        <w:t xml:space="preserve"> </w:t>
-      </w:r>
-      <w:r>
-        <w:rPr>
-          <w:rFonts w:ascii="Microsoft YaHei" w:hAnsi="Microsoft YaHei" w:eastAsia="Microsoft YaHei"/>
+          <w:rFonts w:ascii="Times New Roman" w:hAnsi="Times New Roman" w:eastAsia="SimSun"/>
+          <w:b w:val="0"/>
+          <w:color w:val="000000"/>
+          <w:sz w:val="24"/>
+        </w:rPr>
+        <w:t xml:space="preserve"> </w:t>
+      </w:r>
+      <w:r>
+        <w:rPr>
+          <w:rFonts w:ascii="Times New Roman" w:hAnsi="Times New Roman" w:eastAsia="SimSun"/>
+          <w:b w:val="0"/>
+          <w:color w:val="000000"/>
+          <w:sz w:val="24"/>
         </w:rPr>
         <w:t xml:space="preserve">张极点/响应/Bode 对照图或表，并附最小</w:t>
       </w:r>
       <w:r>
         <w:rPr>
-          <w:rFonts w:ascii="Microsoft YaHei" w:hAnsi="Microsoft YaHei" w:eastAsia="Microsoft YaHei"/>
+          <w:rFonts w:ascii="Times New Roman" w:hAnsi="Times New Roman" w:eastAsia="SimSun"/>
+          <w:b w:val="0"/>
+          <w:color w:val="000000"/>
+          <w:sz w:val="24"/>
         </w:rPr>
         <w:t xml:space="preserve"> </w:t>
       </w:r>
       <w:r>
         <w:rPr>
           <w:rStyle w:val="VerbatimChar"/>
-          <w:rFonts w:ascii="Microsoft YaHei" w:hAnsi="Microsoft YaHei" w:eastAsia="Microsoft YaHei"/>
+          <w:rFonts w:ascii="Times New Roman" w:hAnsi="Times New Roman" w:eastAsia="SimSun"/>
+          <w:b w:val="0"/>
+          <w:color w:val="000000"/>
+          <w:sz w:val="24"/>
         </w:rPr>
         <w:t xml:space="preserve">MATLAB/Octave</w:t>
       </w:r>
       <w:r>
         <w:rPr>
-          <w:rFonts w:ascii="Microsoft YaHei" w:hAnsi="Microsoft YaHei" w:eastAsia="Microsoft YaHei"/>
-        </w:rPr>
-        <w:t xml:space="preserve"> </w:t>
-      </w:r>
-      <w:r>
-        <w:rPr>
-          <w:rFonts w:ascii="Microsoft YaHei" w:hAnsi="Microsoft YaHei" w:eastAsia="Microsoft YaHei"/>
+          <w:rFonts w:ascii="Times New Roman" w:hAnsi="Times New Roman" w:eastAsia="SimSun"/>
+          <w:b w:val="0"/>
+          <w:color w:val="000000"/>
+          <w:sz w:val="24"/>
+        </w:rPr>
+        <w:t xml:space="preserve"> </w:t>
+      </w:r>
+      <w:r>
+        <w:rPr>
+          <w:rFonts w:ascii="Times New Roman" w:hAnsi="Times New Roman" w:eastAsia="SimSun"/>
+          <w:b w:val="0"/>
+          <w:color w:val="000000"/>
+          <w:sz w:val="24"/>
         </w:rPr>
         <w:t xml:space="preserve">仿真代码与简短复现实验说明。</w:t>
       </w:r>
@@ -2259,29 +2753,43 @@
           <w:numId w:val="1004"/>
         </w:numPr>
         <w:pStyle w:val="Compact"/>
-      </w:pPr>
-      <w:r>
-        <w:rPr>
-          <w:rFonts w:ascii="Microsoft YaHei" w:hAnsi="Microsoft YaHei" w:eastAsia="Microsoft YaHei"/>
+        <w:spacing w:line="240" w:lineRule="auto" w:before="0" w:after="80"/>
+        <w:ind w:firstLine="480"/>
+      </w:pPr>
+      <w:r>
+        <w:rPr>
+          <w:rFonts w:ascii="Times New Roman" w:hAnsi="Times New Roman" w:eastAsia="SimSun"/>
+          <w:b w:val="0"/>
+          <w:color w:val="000000"/>
+          <w:sz w:val="24"/>
         </w:rPr>
         <w:t xml:space="preserve">附</w:t>
       </w:r>
       <w:r>
         <w:rPr>
-          <w:rFonts w:ascii="Microsoft YaHei" w:hAnsi="Microsoft YaHei" w:eastAsia="Microsoft YaHei"/>
+          <w:rFonts w:ascii="Times New Roman" w:hAnsi="Times New Roman" w:eastAsia="SimSun"/>
+          <w:b w:val="0"/>
+          <w:color w:val="000000"/>
+          <w:sz w:val="24"/>
         </w:rPr>
         <w:t xml:space="preserve"> </w:t>
       </w:r>
       <w:r>
         <w:rPr>
           <w:rStyle w:val="VerbatimChar"/>
-          <w:rFonts w:ascii="Microsoft YaHei" w:hAnsi="Microsoft YaHei" w:eastAsia="Microsoft YaHei"/>
+          <w:rFonts w:ascii="Times New Roman" w:hAnsi="Times New Roman" w:eastAsia="SimSun"/>
+          <w:b w:val="0"/>
+          <w:color w:val="000000"/>
+          <w:sz w:val="24"/>
         </w:rPr>
         <w:t xml:space="preserve">AI 使用记录摘要</w:t>
       </w:r>
       <w:r>
         <w:rPr>
-          <w:rFonts w:ascii="Microsoft YaHei" w:hAnsi="Microsoft YaHei" w:eastAsia="Microsoft YaHei"/>
+          <w:rFonts w:ascii="Times New Roman" w:hAnsi="Times New Roman" w:eastAsia="SimSun"/>
+          <w:b w:val="0"/>
+          <w:color w:val="000000"/>
+          <w:sz w:val="24"/>
         </w:rPr>
         <w:t xml:space="preserve">，写明你如何使用 AI、如何核查和修改 AI 输出。</w:t>
       </w:r>
@@ -2289,10 +2797,15 @@
     <w:p>
       <w:pPr>
         <w:pStyle w:val="FirstParagraph"/>
-      </w:pPr>
-      <w:r>
-        <w:rPr>
-          <w:rFonts w:ascii="Microsoft YaHei" w:hAnsi="Microsoft YaHei" w:eastAsia="Microsoft YaHei"/>
+        <w:spacing w:line="240" w:lineRule="auto" w:before="0" w:after="80"/>
+        <w:ind w:firstLine="480"/>
+      </w:pPr>
+      <w:r>
+        <w:rPr>
+          <w:rFonts w:ascii="Times New Roman" w:hAnsi="Times New Roman" w:eastAsia="SimSun"/>
+          <w:b w:val="0"/>
+          <w:color w:val="000000"/>
+          <w:sz w:val="24"/>
         </w:rPr>
         <w:t xml:space="preserve">提交约束：</w:t>
       </w:r>
@@ -2304,35 +2817,52 @@
           <w:numId w:val="1007"/>
         </w:numPr>
         <w:pStyle w:val="Compact"/>
-      </w:pPr>
-      <w:r>
-        <w:rPr>
-          <w:rFonts w:ascii="Microsoft YaHei" w:hAnsi="Microsoft YaHei" w:eastAsia="Microsoft YaHei"/>
+        <w:spacing w:line="240" w:lineRule="auto" w:before="0" w:after="80"/>
+        <w:ind w:firstLine="480"/>
+      </w:pPr>
+      <w:r>
+        <w:rPr>
+          <w:rFonts w:ascii="Times New Roman" w:hAnsi="Times New Roman" w:eastAsia="SimSun"/>
+          <w:b w:val="0"/>
+          <w:color w:val="000000"/>
+          <w:sz w:val="24"/>
         </w:rPr>
         <w:t xml:space="preserve">主体正文不超过</w:t>
       </w:r>
       <w:r>
         <w:rPr>
-          <w:rFonts w:ascii="Microsoft YaHei" w:hAnsi="Microsoft YaHei" w:eastAsia="Microsoft YaHei"/>
+          <w:rFonts w:ascii="Times New Roman" w:hAnsi="Times New Roman" w:eastAsia="SimSun"/>
+          <w:b w:val="0"/>
+          <w:color w:val="000000"/>
+          <w:sz w:val="24"/>
         </w:rPr>
         <w:t xml:space="preserve"> </w:t>
       </w:r>
       <w:r>
         <w:rPr>
           <w:rStyle w:val="VerbatimChar"/>
-          <w:rFonts w:ascii="Microsoft YaHei" w:hAnsi="Microsoft YaHei" w:eastAsia="Microsoft YaHei"/>
+          <w:rFonts w:ascii="Times New Roman" w:hAnsi="Times New Roman" w:eastAsia="SimSun"/>
+          <w:b w:val="0"/>
+          <w:color w:val="000000"/>
+          <w:sz w:val="24"/>
         </w:rPr>
         <w:t xml:space="preserve">700</w:t>
       </w:r>
       <w:r>
         <w:rPr>
-          <w:rFonts w:ascii="Microsoft YaHei" w:hAnsi="Microsoft YaHei" w:eastAsia="Microsoft YaHei"/>
-        </w:rPr>
-        <w:t xml:space="preserve"> </w:t>
-      </w:r>
-      <w:r>
-        <w:rPr>
-          <w:rFonts w:ascii="Microsoft YaHei" w:hAnsi="Microsoft YaHei" w:eastAsia="Microsoft YaHei"/>
+          <w:rFonts w:ascii="Times New Roman" w:hAnsi="Times New Roman" w:eastAsia="SimSun"/>
+          <w:b w:val="0"/>
+          <w:color w:val="000000"/>
+          <w:sz w:val="24"/>
+        </w:rPr>
+        <w:t xml:space="preserve"> </w:t>
+      </w:r>
+      <w:r>
+        <w:rPr>
+          <w:rFonts w:ascii="Times New Roman" w:hAnsi="Times New Roman" w:eastAsia="SimSun"/>
+          <w:b w:val="0"/>
+          <w:color w:val="000000"/>
+          <w:sz w:val="24"/>
         </w:rPr>
         <w:t xml:space="preserve">字。</w:t>
       </w:r>
@@ -2344,35 +2874,52 @@
           <w:numId w:val="1007"/>
         </w:numPr>
         <w:pStyle w:val="Compact"/>
-      </w:pPr>
-      <w:r>
-        <w:rPr>
-          <w:rFonts w:ascii="Microsoft YaHei" w:hAnsi="Microsoft YaHei" w:eastAsia="Microsoft YaHei"/>
+        <w:spacing w:line="240" w:lineRule="auto" w:before="0" w:after="80"/>
+        <w:ind w:firstLine="480"/>
+      </w:pPr>
+      <w:r>
+        <w:rPr>
+          <w:rFonts w:ascii="Times New Roman" w:hAnsi="Times New Roman" w:eastAsia="SimSun"/>
+          <w:b w:val="0"/>
+          <w:color w:val="000000"/>
+          <w:sz w:val="24"/>
         </w:rPr>
         <w:t xml:space="preserve">允许附</w:t>
       </w:r>
       <w:r>
         <w:rPr>
-          <w:rFonts w:ascii="Microsoft YaHei" w:hAnsi="Microsoft YaHei" w:eastAsia="Microsoft YaHei"/>
+          <w:rFonts w:ascii="Times New Roman" w:hAnsi="Times New Roman" w:eastAsia="SimSun"/>
+          <w:b w:val="0"/>
+          <w:color w:val="000000"/>
+          <w:sz w:val="24"/>
         </w:rPr>
         <w:t xml:space="preserve"> </w:t>
       </w:r>
       <w:r>
         <w:rPr>
           <w:rStyle w:val="VerbatimChar"/>
-          <w:rFonts w:ascii="Microsoft YaHei" w:hAnsi="Microsoft YaHei" w:eastAsia="Microsoft YaHei"/>
+          <w:rFonts w:ascii="Times New Roman" w:hAnsi="Times New Roman" w:eastAsia="SimSun"/>
+          <w:b w:val="0"/>
+          <w:color w:val="000000"/>
+          <w:sz w:val="24"/>
         </w:rPr>
         <w:t xml:space="preserve">1-3</w:t>
       </w:r>
       <w:r>
         <w:rPr>
-          <w:rFonts w:ascii="Microsoft YaHei" w:hAnsi="Microsoft YaHei" w:eastAsia="Microsoft YaHei"/>
-        </w:rPr>
-        <w:t xml:space="preserve"> </w:t>
-      </w:r>
-      <w:r>
-        <w:rPr>
-          <w:rFonts w:ascii="Microsoft YaHei" w:hAnsi="Microsoft YaHei" w:eastAsia="Microsoft YaHei"/>
+          <w:rFonts w:ascii="Times New Roman" w:hAnsi="Times New Roman" w:eastAsia="SimSun"/>
+          <w:b w:val="0"/>
+          <w:color w:val="000000"/>
+          <w:sz w:val="24"/>
+        </w:rPr>
+        <w:t xml:space="preserve"> </w:t>
+      </w:r>
+      <w:r>
+        <w:rPr>
+          <w:rFonts w:ascii="Times New Roman" w:hAnsi="Times New Roman" w:eastAsia="SimSun"/>
+          <w:b w:val="0"/>
+          <w:color w:val="000000"/>
+          <w:sz w:val="24"/>
         </w:rPr>
         <w:t xml:space="preserve">张图、表或示意图。</w:t>
       </w:r>
@@ -2384,10 +2931,15 @@
           <w:numId w:val="1007"/>
         </w:numPr>
         <w:pStyle w:val="Compact"/>
-      </w:pPr>
-      <w:r>
-        <w:rPr>
-          <w:rFonts w:ascii="Microsoft YaHei" w:hAnsi="Microsoft YaHei" w:eastAsia="Microsoft YaHei"/>
+        <w:spacing w:line="240" w:lineRule="auto" w:before="0" w:after="80"/>
+        <w:ind w:firstLine="480"/>
+      </w:pPr>
+      <w:r>
+        <w:rPr>
+          <w:rFonts w:ascii="Times New Roman" w:hAnsi="Times New Roman" w:eastAsia="SimSun"/>
+          <w:b w:val="0"/>
+          <w:color w:val="000000"/>
+          <w:sz w:val="24"/>
         </w:rPr>
         <w:t xml:space="preserve">本题只允许做到对象定义、基线模型、关键假设、最小三域表征与最小仿真，不允许进入控制器选型、参数整定、稳定判据、根轨迹、相位裕度、增益裕度或补偿设计。</w:t>
       </w:r>
@@ -2399,36 +2951,52 @@
           <w:numId w:val="1007"/>
         </w:numPr>
         <w:pStyle w:val="Compact"/>
-      </w:pPr>
-      <w:r>
-        <w:rPr>
-          <w:rFonts w:ascii="Microsoft YaHei" w:hAnsi="Microsoft YaHei" w:eastAsia="Microsoft YaHei"/>
+        <w:spacing w:line="240" w:lineRule="auto" w:before="0" w:after="80"/>
+        <w:ind w:firstLine="480"/>
+      </w:pPr>
+      <w:r>
+        <w:rPr>
+          <w:rFonts w:ascii="Times New Roman" w:hAnsi="Times New Roman" w:eastAsia="SimSun"/>
+          <w:b w:val="0"/>
+          <w:color w:val="000000"/>
+          <w:sz w:val="24"/>
         </w:rPr>
         <w:t xml:space="preserve">若你使用 AI，但未附</w:t>
       </w:r>
       <w:r>
         <w:rPr>
-          <w:rFonts w:ascii="Microsoft YaHei" w:hAnsi="Microsoft YaHei" w:eastAsia="Microsoft YaHei"/>
+          <w:rFonts w:ascii="Times New Roman" w:hAnsi="Times New Roman" w:eastAsia="SimSun"/>
+          <w:b w:val="0"/>
+          <w:color w:val="000000"/>
+          <w:sz w:val="24"/>
         </w:rPr>
         <w:t xml:space="preserve"> </w:t>
       </w:r>
       <w:r>
         <w:rPr>
           <w:rStyle w:val="VerbatimChar"/>
-          <w:rFonts w:ascii="Microsoft YaHei" w:hAnsi="Microsoft YaHei" w:eastAsia="Microsoft YaHei"/>
+          <w:rFonts w:ascii="Times New Roman" w:hAnsi="Times New Roman" w:eastAsia="SimSun"/>
+          <w:b w:val="0"/>
+          <w:color w:val="000000"/>
+          <w:sz w:val="24"/>
         </w:rPr>
         <w:t xml:space="preserve">AI 使用记录摘要</w:t>
       </w:r>
       <w:r>
         <w:rPr>
-          <w:rFonts w:ascii="Microsoft YaHei" w:hAnsi="Microsoft YaHei" w:eastAsia="Microsoft YaHei"/>
+          <w:rFonts w:ascii="Times New Roman" w:hAnsi="Times New Roman" w:eastAsia="SimSun"/>
+          <w:b w:val="0"/>
+          <w:color w:val="000000"/>
+          <w:sz w:val="24"/>
         </w:rPr>
         <w:t xml:space="preserve">，将按评分标准扣分。</w:t>
       </w:r>
     </w:p>
     <w:bookmarkEnd w:id="26"/>
     <w:bookmarkEnd w:id="27"/>
-    <w:sectPr/>
+    <w:sectPr>
+      <w:pgMar w:top="720" w:bottom="720" w:left="720" w:right="720"/>
+    </w:sectPr>
   </w:body>
 </w:document>
 </file>
@@ -2852,7 +3420,8 @@
     <w:name w:val="Normal"/>
     <w:qFormat/>
     <w:rPr>
-      <w:rFonts w:ascii="Microsoft YaHei" w:hAnsi="Microsoft YaHei" w:eastAsia="Microsoft YaHei"/>
+      <w:rFonts w:ascii="Times New Roman" w:hAnsi="Times New Roman" w:eastAsia="SimSun"/>
+      <w:color w:val="000000"/>
     </w:rPr>
   </w:style>
   <w:style w:styleId="BodyText" w:type="paragraph">
@@ -2864,7 +3433,8 @@
     </w:pPr>
     <w:qFormat/>
     <w:rPr>
-      <w:rFonts w:ascii="Microsoft YaHei" w:hAnsi="Microsoft YaHei" w:eastAsia="Microsoft YaHei"/>
+      <w:rFonts w:ascii="Times New Roman" w:hAnsi="Times New Roman" w:eastAsia="SimSun"/>
+      <w:color w:val="000000"/>
     </w:rPr>
   </w:style>
   <w:style w:customStyle="1" w:styleId="FirstParagraph" w:type="paragraph">
@@ -2873,7 +3443,8 @@
     <w:next w:val="BodyText"/>
     <w:qFormat/>
     <w:rPr>
-      <w:rFonts w:ascii="Microsoft YaHei" w:hAnsi="Microsoft YaHei" w:eastAsia="Microsoft YaHei"/>
+      <w:rFonts w:ascii="Times New Roman" w:hAnsi="Times New Roman" w:eastAsia="SimSun"/>
+      <w:color w:val="000000"/>
     </w:rPr>
   </w:style>
   <w:style w:customStyle="1" w:styleId="Compact" w:type="paragraph">
@@ -2884,7 +3455,8 @@
       <w:spacing w:after="36" w:before="36"/>
     </w:pPr>
     <w:rPr>
-      <w:rFonts w:ascii="Microsoft YaHei" w:hAnsi="Microsoft YaHei" w:eastAsia="Microsoft YaHei"/>
+      <w:rFonts w:ascii="Times New Roman" w:hAnsi="Times New Roman" w:eastAsia="SimSun"/>
+      <w:color w:val="000000"/>
     </w:rPr>
   </w:style>
   <w:style w:styleId="Title" w:type="paragraph">
@@ -2899,10 +3471,10 @@
       <w:jc w:val="center"/>
     </w:pPr>
     <w:rPr>
-      <w:rFonts w:asciiTheme="majorHAnsi" w:cstheme="majorBidi" w:eastAsiaTheme="majorEastAsia" w:hAnsiTheme="majorHAnsi" w:ascii="Microsoft YaHei" w:hAnsi="Microsoft YaHei" w:eastAsia="Microsoft YaHei"/>
+      <w:rFonts w:asciiTheme="majorHAnsi" w:cstheme="majorBidi" w:eastAsiaTheme="majorEastAsia" w:hAnsiTheme="majorHAnsi" w:ascii="Times New Roman" w:hAnsi="Times New Roman" w:eastAsia="SimSun"/>
       <w:b/>
       <w:bCs/>
-      <w:color w:themeColor="accent1" w:themeShade="B5" w:val="345A8A"/>
+      <w:color w:val="000000"/>
       <w:sz w:val="36"/>
       <w:szCs w:val="36"/>
     </w:rPr>
@@ -2919,7 +3491,8 @@
       <w:jc w:val="center"/>
     </w:pPr>
     <w:rPr>
-      <w:rFonts w:ascii="Microsoft YaHei" w:hAnsi="Microsoft YaHei" w:eastAsia="Microsoft YaHei"/>
+      <w:rFonts w:ascii="Times New Roman" w:hAnsi="Times New Roman" w:eastAsia="SimSun"/>
+      <w:color w:val="000000"/>
       <w:sz w:val="30"/>
       <w:szCs w:val="30"/>
     </w:rPr>
@@ -2934,7 +3507,8 @@
       <w:jc w:val="center"/>
     </w:pPr>
     <w:rPr>
-      <w:rFonts w:ascii="Microsoft YaHei" w:hAnsi="Microsoft YaHei" w:eastAsia="Microsoft YaHei"/>
+      <w:rFonts w:ascii="Times New Roman" w:hAnsi="Times New Roman" w:eastAsia="SimSun"/>
+      <w:color w:val="000000"/>
     </w:rPr>
   </w:style>
   <w:style w:styleId="Date" w:type="paragraph">
@@ -2947,7 +3521,8 @@
       <w:jc w:val="center"/>
     </w:pPr>
     <w:rPr>
-      <w:rFonts w:ascii="Microsoft YaHei" w:hAnsi="Microsoft YaHei" w:eastAsia="Microsoft YaHei"/>
+      <w:rFonts w:ascii="Times New Roman" w:hAnsi="Times New Roman" w:eastAsia="SimSun"/>
+      <w:color w:val="000000"/>
     </w:rPr>
   </w:style>
   <w:style w:customStyle="1" w:styleId="AbstractTitle" w:type="paragraph">
@@ -2962,12 +3537,11 @@
       <w:spacing w:after="0" w:before="300"/>
     </w:pPr>
     <w:rPr>
+      <w:color w:val="000000"/>
       <w:sz w:val="20"/>
       <w:szCs w:val="20"/>
-      <w:rFonts w:ascii="Microsoft YaHei" w:hAnsi="Microsoft YaHei" w:eastAsia="Microsoft YaHei"/>
+      <w:rFonts w:ascii="Times New Roman" w:hAnsi="Times New Roman" w:eastAsia="SimSun"/>
       <w:b/>
-      <w:color w:val="345A8A"/>
-      &gt;
     </w:rPr>
   </w:style>
   <w:style w:customStyle="1" w:styleId="Abstract" w:type="paragraph">
@@ -2981,7 +3555,8 @@
       <w:spacing w:after="300" w:before="100"/>
     </w:pPr>
     <w:rPr>
-      <w:rFonts w:ascii="Microsoft YaHei" w:hAnsi="Microsoft YaHei" w:eastAsia="Microsoft YaHei"/>
+      <w:rFonts w:ascii="Times New Roman" w:hAnsi="Times New Roman" w:eastAsia="SimSun"/>
+      <w:color w:val="000000"/>
       <w:sz w:val="20"/>
       <w:szCs w:val="20"/>
     </w:rPr>
@@ -2993,7 +3568,8 @@
     <w:qFormat/>
     <w:pPr/>
     <w:rPr>
-      <w:rFonts w:ascii="Microsoft YaHei" w:hAnsi="Microsoft YaHei" w:eastAsia="Microsoft YaHei"/>
+      <w:rFonts w:ascii="Times New Roman" w:hAnsi="Times New Roman" w:eastAsia="SimSun"/>
+      <w:color w:val="000000"/>
     </w:rPr>
   </w:style>
   <w:style w:styleId="Heading1" w:type="paragraph">
@@ -3009,10 +3585,10 @@
       <w:outlineLvl w:val="0"/>
     </w:pPr>
     <w:rPr>
-      <w:rFonts w:asciiTheme="majorHAnsi" w:cstheme="majorBidi" w:eastAsiaTheme="majorEastAsia" w:hAnsiTheme="majorHAnsi" w:ascii="Microsoft YaHei" w:hAnsi="Microsoft YaHei" w:eastAsia="Microsoft YaHei"/>
+      <w:rFonts w:asciiTheme="majorHAnsi" w:cstheme="majorBidi" w:eastAsiaTheme="majorEastAsia" w:hAnsiTheme="majorHAnsi" w:ascii="Times New Roman" w:hAnsi="Times New Roman" w:eastAsia="SimSun"/>
       <w:b/>
       <w:bCs/>
-      <w:color w:themeColor="accent1" w:val="4F81BD"/>
+      <w:color w:val="000000"/>
       <w:sz w:val="32"/>
       <w:szCs w:val="32"/>
     </w:rPr>
@@ -3031,10 +3607,10 @@
       <w:outlineLvl w:val="1"/>
     </w:pPr>
     <w:rPr>
-      <w:rFonts w:asciiTheme="majorHAnsi" w:cstheme="majorBidi" w:eastAsiaTheme="majorEastAsia" w:hAnsiTheme="majorHAnsi" w:ascii="Microsoft YaHei" w:hAnsi="Microsoft YaHei" w:eastAsia="Microsoft YaHei"/>
+      <w:rFonts w:asciiTheme="majorHAnsi" w:cstheme="majorBidi" w:eastAsiaTheme="majorEastAsia" w:hAnsiTheme="majorHAnsi" w:ascii="Times New Roman" w:hAnsi="Times New Roman" w:eastAsia="SimSun"/>
       <w:b/>
       <w:bCs/>
-      <w:color w:themeColor="accent1" w:val="4F81BD"/>
+      <w:color w:val="000000"/>
       <w:sz w:val="28"/>
       <w:szCs w:val="28"/>
     </w:rPr>
@@ -3053,10 +3629,10 @@
       <w:outlineLvl w:val="2"/>
     </w:pPr>
     <w:rPr>
-      <w:rFonts w:asciiTheme="majorHAnsi" w:cstheme="majorBidi" w:eastAsiaTheme="majorEastAsia" w:hAnsiTheme="majorHAnsi" w:ascii="Microsoft YaHei" w:hAnsi="Microsoft YaHei" w:eastAsia="Microsoft YaHei"/>
+      <w:rFonts w:asciiTheme="majorHAnsi" w:cstheme="majorBidi" w:eastAsiaTheme="majorEastAsia" w:hAnsiTheme="majorHAnsi" w:ascii="Times New Roman" w:hAnsi="Times New Roman" w:eastAsia="SimSun"/>
       <w:b/>
       <w:bCs/>
-      <w:color w:themeColor="accent1" w:val="4F81BD"/>
+      <w:color w:val="000000"/>
       <w:sz w:val="24"/>
       <w:szCs w:val="24"/>
     </w:rPr>
@@ -3075,10 +3651,10 @@
       <w:outlineLvl w:val="3"/>
     </w:pPr>
     <w:rPr>
-      <w:rFonts w:asciiTheme="majorHAnsi" w:cstheme="majorBidi" w:eastAsiaTheme="majorEastAsia" w:hAnsiTheme="majorHAnsi" w:ascii="Microsoft YaHei" w:hAnsi="Microsoft YaHei" w:eastAsia="Microsoft YaHei"/>
+      <w:rFonts w:asciiTheme="majorHAnsi" w:cstheme="majorBidi" w:eastAsiaTheme="majorEastAsia" w:hAnsiTheme="majorHAnsi" w:ascii="Times New Roman" w:hAnsi="Times New Roman" w:eastAsia="SimSun"/>
       <w:i/>
       <w:bCs/>
-      <w:color w:themeColor="accent1" w:val="4F81BD"/>
+      <w:color w:val="000000"/>
       <w:sz w:val="24"/>
       <w:szCs w:val="24"/>
     </w:rPr>
@@ -3097,9 +3673,9 @@
       <w:outlineLvl w:val="4"/>
     </w:pPr>
     <w:rPr>
-      <w:rFonts w:asciiTheme="majorHAnsi" w:cstheme="majorBidi" w:eastAsiaTheme="majorEastAsia" w:hAnsiTheme="majorHAnsi" w:ascii="Microsoft YaHei" w:hAnsi="Microsoft YaHei" w:eastAsia="Microsoft YaHei"/>
+      <w:rFonts w:asciiTheme="majorHAnsi" w:cstheme="majorBidi" w:eastAsiaTheme="majorEastAsia" w:hAnsiTheme="majorHAnsi" w:ascii="Times New Roman" w:hAnsi="Times New Roman" w:eastAsia="SimSun"/>
       <w:iCs/>
-      <w:color w:themeColor="accent1" w:val="4F81BD"/>
+      <w:color w:val="000000"/>
       <w:sz w:val="24"/>
       <w:szCs w:val="24"/>
     </w:rPr>
@@ -3118,8 +3694,8 @@
       <w:outlineLvl w:val="5"/>
     </w:pPr>
     <w:rPr>
-      <w:rFonts w:asciiTheme="majorHAnsi" w:cstheme="majorBidi" w:eastAsiaTheme="majorEastAsia" w:hAnsiTheme="majorHAnsi" w:ascii="Microsoft YaHei" w:hAnsi="Microsoft YaHei" w:eastAsia="Microsoft YaHei"/>
-      <w:color w:themeColor="accent1" w:val="4F81BD"/>
+      <w:rFonts w:asciiTheme="majorHAnsi" w:cstheme="majorBidi" w:eastAsiaTheme="majorEastAsia" w:hAnsiTheme="majorHAnsi" w:ascii="Times New Roman" w:hAnsi="Times New Roman" w:eastAsia="SimSun"/>
+      <w:color w:val="000000"/>
       <w:sz w:val="24"/>
       <w:szCs w:val="24"/>
     </w:rPr>
@@ -3138,8 +3714,8 @@
       <w:outlineLvl w:val="6"/>
     </w:pPr>
     <w:rPr>
-      <w:rFonts w:asciiTheme="majorHAnsi" w:cstheme="majorBidi" w:eastAsiaTheme="majorEastAsia" w:hAnsiTheme="majorHAnsi" w:ascii="Microsoft YaHei" w:hAnsi="Microsoft YaHei" w:eastAsia="Microsoft YaHei"/>
-      <w:color w:themeColor="accent1" w:val="4F81BD"/>
+      <w:rFonts w:asciiTheme="majorHAnsi" w:cstheme="majorBidi" w:eastAsiaTheme="majorEastAsia" w:hAnsiTheme="majorHAnsi" w:ascii="Times New Roman" w:hAnsi="Times New Roman" w:eastAsia="SimSun"/>
+      <w:color w:val="000000"/>
       <w:sz w:val="24"/>
       <w:szCs w:val="24"/>
     </w:rPr>
@@ -3158,8 +3734,8 @@
       <w:outlineLvl w:val="7"/>
     </w:pPr>
     <w:rPr>
-      <w:rFonts w:asciiTheme="majorHAnsi" w:cstheme="majorBidi" w:eastAsiaTheme="majorEastAsia" w:hAnsiTheme="majorHAnsi" w:ascii="Microsoft YaHei" w:hAnsi="Microsoft YaHei" w:eastAsia="Microsoft YaHei"/>
-      <w:color w:themeColor="accent1" w:val="4F81BD"/>
+      <w:rFonts w:asciiTheme="majorHAnsi" w:cstheme="majorBidi" w:eastAsiaTheme="majorEastAsia" w:hAnsiTheme="majorHAnsi" w:ascii="Times New Roman" w:hAnsi="Times New Roman" w:eastAsia="SimSun"/>
+      <w:color w:val="000000"/>
       <w:sz w:val="24"/>
       <w:szCs w:val="24"/>
     </w:rPr>
@@ -3178,8 +3754,8 @@
       <w:outlineLvl w:val="8"/>
     </w:pPr>
     <w:rPr>
-      <w:rFonts w:asciiTheme="majorHAnsi" w:cstheme="majorBidi" w:eastAsiaTheme="majorEastAsia" w:hAnsiTheme="majorHAnsi" w:ascii="Microsoft YaHei" w:hAnsi="Microsoft YaHei" w:eastAsia="Microsoft YaHei"/>
-      <w:color w:themeColor="accent1" w:val="4F81BD"/>
+      <w:rFonts w:asciiTheme="majorHAnsi" w:cstheme="majorBidi" w:eastAsiaTheme="majorEastAsia" w:hAnsiTheme="majorHAnsi" w:ascii="Times New Roman" w:hAnsi="Times New Roman" w:eastAsia="SimSun"/>
+      <w:color w:val="000000"/>
       <w:sz w:val="24"/>
       <w:szCs w:val="24"/>
     </w:rPr>
@@ -3196,7 +3772,8 @@
       <w:ind w:firstLine="0" w:left="480" w:right="480"/>
     </w:pPr>
     <w:rPr>
-      <w:rFonts w:ascii="Microsoft YaHei" w:hAnsi="Microsoft YaHei" w:eastAsia="Microsoft YaHei"/>
+      <w:rFonts w:ascii="Times New Roman" w:hAnsi="Times New Roman" w:eastAsia="SimSun"/>
+      <w:color w:val="000000"/>
     </w:rPr>
   </w:style>
   <w:style w:styleId="FootnoteText" w:type="paragraph">
@@ -3207,7 +3784,8 @@
     <w:unhideWhenUsed/>
     <w:qFormat/>
     <w:rPr>
-      <w:rFonts w:ascii="Microsoft YaHei" w:hAnsi="Microsoft YaHei" w:eastAsia="Microsoft YaHei"/>
+      <w:rFonts w:ascii="Times New Roman" w:hAnsi="Times New Roman" w:eastAsia="SimSun"/>
+      <w:color w:val="000000"/>
     </w:rPr>
   </w:style>
   <w:style w:default="1" w:styleId="DefaultParagraphFont" w:type="character">
@@ -3215,7 +3793,8 @@
     <w:semiHidden/>
     <w:unhideWhenUsed/>
     <w:rPr>
-      <w:rFonts w:ascii="Microsoft YaHei" w:hAnsi="Microsoft YaHei" w:eastAsia="Microsoft YaHei"/>
+      <w:rFonts w:ascii="Times New Roman" w:hAnsi="Times New Roman" w:eastAsia="SimSun"/>
+      <w:color w:val="000000"/>
     </w:rPr>
   </w:style>
   <w:style w:default="1" w:styleId="Table" w:type="table">
@@ -3225,7 +3804,8 @@
     <w:unhideWhenUsed/>
     <w:qFormat/>
     <w:rPr>
-      <w:rFonts w:ascii="Microsoft YaHei" w:hAnsi="Microsoft YaHei" w:eastAsia="Microsoft YaHei"/>
+      <w:rFonts w:ascii="Times New Roman" w:hAnsi="Times New Roman" w:eastAsia="SimSun"/>
+      <w:color w:val="000000"/>
     </w:rPr>
     <w:tblPr>
       <w:tblInd w:type="dxa" w:w="0"/>
@@ -3262,15 +3842,17 @@
       <w:spacing w:after="0"/>
     </w:pPr>
     <w:rPr>
-      <w:rFonts w:ascii="Microsoft YaHei" w:hAnsi="Microsoft YaHei" w:eastAsia="Microsoft YaHei"/>
+      <w:rFonts w:ascii="Times New Roman" w:hAnsi="Times New Roman" w:eastAsia="SimSun"/>
       <w:b/>
+      <w:color w:val="000000"/>
     </w:rPr>
   </w:style>
   <w:style w:customStyle="1" w:styleId="Definition" w:type="paragraph">
     <w:name w:val="Definition"/>
     <w:basedOn w:val="Normal"/>
     <w:rPr>
-      <w:rFonts w:ascii="Microsoft YaHei" w:hAnsi="Microsoft YaHei" w:eastAsia="Microsoft YaHei"/>
+      <w:rFonts w:ascii="Times New Roman" w:hAnsi="Times New Roman" w:eastAsia="SimSun"/>
+      <w:color w:val="000000"/>
     </w:rPr>
   </w:style>
   <w:style w:styleId="Caption" w:type="paragraph">
@@ -3281,8 +3863,9 @@
       <w:spacing w:after="120" w:before="0"/>
     </w:pPr>
     <w:rPr>
-      <w:rFonts w:ascii="Microsoft YaHei" w:hAnsi="Microsoft YaHei" w:eastAsia="Microsoft YaHei"/>
+      <w:rFonts w:ascii="Times New Roman" w:hAnsi="Times New Roman" w:eastAsia="SimSun"/>
       <w:i/>
+      <w:color w:val="000000"/>
     </w:rPr>
   </w:style>
   <w:style w:customStyle="1" w:styleId="TableCaption" w:type="paragraph">
@@ -3292,21 +3875,24 @@
       <w:keepNext/>
     </w:pPr>
     <w:rPr>
-      <w:rFonts w:ascii="Microsoft YaHei" w:hAnsi="Microsoft YaHei" w:eastAsia="Microsoft YaHei"/>
+      <w:rFonts w:ascii="Times New Roman" w:hAnsi="Times New Roman" w:eastAsia="SimSun"/>
+      <w:color w:val="000000"/>
     </w:rPr>
   </w:style>
   <w:style w:customStyle="1" w:styleId="ImageCaption" w:type="paragraph">
     <w:name w:val="Image Caption"/>
     <w:basedOn w:val="Caption"/>
     <w:rPr>
-      <w:rFonts w:ascii="Microsoft YaHei" w:hAnsi="Microsoft YaHei" w:eastAsia="Microsoft YaHei"/>
+      <w:rFonts w:ascii="Times New Roman" w:hAnsi="Times New Roman" w:eastAsia="SimSun"/>
+      <w:color w:val="000000"/>
     </w:rPr>
   </w:style>
   <w:style w:customStyle="1" w:styleId="Figure" w:type="paragraph">
     <w:name w:val="Figure"/>
     <w:basedOn w:val="Normal"/>
     <w:rPr>
-      <w:rFonts w:ascii="Microsoft YaHei" w:hAnsi="Microsoft YaHei" w:eastAsia="Microsoft YaHei"/>
+      <w:rFonts w:ascii="Times New Roman" w:hAnsi="Times New Roman" w:eastAsia="SimSun"/>
+      <w:color w:val="000000"/>
     </w:rPr>
   </w:style>
   <w:style w:customStyle="1" w:styleId="CaptionedFigure" w:type="paragraph">
@@ -3316,7 +3902,8 @@
       <w:keepNext/>
     </w:pPr>
     <w:rPr>
-      <w:rFonts w:ascii="Microsoft YaHei" w:hAnsi="Microsoft YaHei" w:eastAsia="Microsoft YaHei"/>
+      <w:rFonts w:ascii="Times New Roman" w:hAnsi="Times New Roman" w:eastAsia="SimSun"/>
+      <w:color w:val="000000"/>
     </w:rPr>
   </w:style>
   <w:style w:customStyle="1" w:styleId="BodyTextChar" w:type="character">
@@ -3324,14 +3911,16 @@
     <w:basedOn w:val="DefaultParagraphFont"/>
     <w:link w:val="BodyText"/>
     <w:rPr>
-      <w:rFonts w:ascii="Microsoft YaHei" w:hAnsi="Microsoft YaHei" w:eastAsia="Microsoft YaHei"/>
+      <w:rFonts w:ascii="Times New Roman" w:hAnsi="Times New Roman" w:eastAsia="SimSun"/>
+      <w:color w:val="000000"/>
     </w:rPr>
   </w:style>
   <w:style w:customStyle="1" w:styleId="VerbatimChar" w:type="character">
     <w:name w:val="Verbatim Char"/>
     <w:basedOn w:val="BodyTextChar"/>
     <w:rPr>
-      <w:rFonts w:ascii="Microsoft YaHei" w:hAnsi="Microsoft YaHei" w:eastAsia="Microsoft YaHei"/>
+      <w:rFonts w:ascii="Times New Roman" w:hAnsi="Times New Roman" w:eastAsia="SimSun"/>
+      <w:color w:val="000000"/>
       <w:sz w:val="22"/>
     </w:rPr>
   </w:style>
@@ -3339,14 +3928,16 @@
     <w:name w:val="Section Number"/>
     <w:basedOn w:val="BodyTextChar"/>
     <w:rPr>
-      <w:rFonts w:ascii="Microsoft YaHei" w:hAnsi="Microsoft YaHei" w:eastAsia="Microsoft YaHei"/>
+      <w:rFonts w:ascii="Times New Roman" w:hAnsi="Times New Roman" w:eastAsia="SimSun"/>
+      <w:color w:val="000000"/>
     </w:rPr>
   </w:style>
   <w:style w:styleId="FootnoteReference" w:type="character">
     <w:name w:val="Footnote Reference"/>
     <w:basedOn w:val="BodyTextChar"/>
     <w:rPr>
-      <w:rFonts w:ascii="Microsoft YaHei" w:hAnsi="Microsoft YaHei" w:eastAsia="Microsoft YaHei"/>
+      <w:rFonts w:ascii="Times New Roman" w:hAnsi="Times New Roman" w:eastAsia="SimSun"/>
+      <w:color w:val="000000"/>
       <w:vertAlign w:val="superscript"/>
     </w:rPr>
   </w:style>
@@ -3354,8 +3945,8 @@
     <w:name w:val="Hyperlink"/>
     <w:basedOn w:val="BodyTextChar"/>
     <w:rPr>
-      <w:rFonts w:ascii="Microsoft YaHei" w:hAnsi="Microsoft YaHei" w:eastAsia="Microsoft YaHei"/>
-      <w:color w:themeColor="accent1" w:val="4F81BD"/>
+      <w:rFonts w:ascii="Times New Roman" w:hAnsi="Times New Roman" w:eastAsia="SimSun"/>
+      <w:color w:val="000000"/>
     </w:rPr>
   </w:style>
   <w:style w:styleId="TOCHeading" w:type="paragraph">
@@ -3370,10 +3961,10 @@
       <w:outlineLvl w:val="9"/>
     </w:pPr>
     <w:rPr>
-      <w:rFonts w:asciiTheme="majorHAnsi" w:cstheme="majorBidi" w:eastAsiaTheme="majorEastAsia" w:hAnsiTheme="majorHAnsi" w:ascii="Microsoft YaHei" w:hAnsi="Microsoft YaHei" w:eastAsia="Microsoft YaHei"/>
+      <w:rFonts w:asciiTheme="majorHAnsi" w:cstheme="majorBidi" w:eastAsiaTheme="majorEastAsia" w:hAnsiTheme="majorHAnsi" w:ascii="Times New Roman" w:hAnsi="Times New Roman" w:eastAsia="SimSun"/>
       <w:b w:val="0"/>
       <w:bCs w:val="0"/>
-      <w:color w:themeColor="accent1" w:themeShade="BF" w:val="365F91"/>
+      <w:color w:val="000000"/>
     </w:rPr>
   </w:style>
   <w:style w:type="paragraph" w:customStyle="1" w:styleId="SourceCode">
@@ -3384,267 +3975,271 @@
       <w:wordWrap w:val="off"/>
     </w:pPr>
     <w:rPr>
-      <w:rFonts w:ascii="Microsoft YaHei" w:hAnsi="Microsoft YaHei" w:eastAsia="Microsoft YaHei"/>
+      <w:rFonts w:ascii="Times New Roman" w:hAnsi="Times New Roman" w:eastAsia="SimSun"/>
+      <w:color w:val="000000"/>
     </w:rPr>
   </w:style>
   <w:style w:type="character" w:customStyle="1" w:styleId="KeywordTok">
     <w:name w:val="KeywordTok"/>
     <w:basedOn w:val="VerbatimChar"/>
     <w:rPr>
-      <w:color w:val="007020"/>
-      <w:rFonts w:ascii="Microsoft YaHei" w:hAnsi="Microsoft YaHei" w:eastAsia="Microsoft YaHei"/>
+      <w:rFonts w:ascii="Times New Roman" w:hAnsi="Times New Roman" w:eastAsia="SimSun"/>
       <w:b/>
+      <w:color w:val="000000"/>
     </w:rPr>
   </w:style>
   <w:style w:type="character" w:customStyle="1" w:styleId="DataTypeTok">
     <w:name w:val="DataTypeTok"/>
     <w:basedOn w:val="VerbatimChar"/>
     <w:rPr>
-      <w:rFonts w:ascii="Microsoft YaHei" w:hAnsi="Microsoft YaHei" w:eastAsia="Microsoft YaHei"/>
-      <w:color w:val="902000"/>
+      <w:rFonts w:ascii="Times New Roman" w:hAnsi="Times New Roman" w:eastAsia="SimSun"/>
+      <w:color w:val="000000"/>
     </w:rPr>
   </w:style>
   <w:style w:type="character" w:customStyle="1" w:styleId="DecValTok">
     <w:name w:val="DecValTok"/>
     <w:basedOn w:val="VerbatimChar"/>
     <w:rPr>
-      <w:rFonts w:ascii="Microsoft YaHei" w:hAnsi="Microsoft YaHei" w:eastAsia="Microsoft YaHei"/>
-      <w:color w:val="40a070"/>
+      <w:rFonts w:ascii="Times New Roman" w:hAnsi="Times New Roman" w:eastAsia="SimSun"/>
+      <w:color w:val="000000"/>
     </w:rPr>
   </w:style>
   <w:style w:type="character" w:customStyle="1" w:styleId="BaseNTok">
     <w:name w:val="BaseNTok"/>
     <w:basedOn w:val="VerbatimChar"/>
     <w:rPr>
-      <w:rFonts w:ascii="Microsoft YaHei" w:hAnsi="Microsoft YaHei" w:eastAsia="Microsoft YaHei"/>
-      <w:color w:val="40a070"/>
+      <w:rFonts w:ascii="Times New Roman" w:hAnsi="Times New Roman" w:eastAsia="SimSun"/>
+      <w:color w:val="000000"/>
     </w:rPr>
   </w:style>
   <w:style w:type="character" w:customStyle="1" w:styleId="FloatTok">
     <w:name w:val="FloatTok"/>
     <w:basedOn w:val="VerbatimChar"/>
     <w:rPr>
-      <w:rFonts w:ascii="Microsoft YaHei" w:hAnsi="Microsoft YaHei" w:eastAsia="Microsoft YaHei"/>
-      <w:color w:val="40a070"/>
+      <w:rFonts w:ascii="Times New Roman" w:hAnsi="Times New Roman" w:eastAsia="SimSun"/>
+      <w:color w:val="000000"/>
     </w:rPr>
   </w:style>
   <w:style w:type="character" w:customStyle="1" w:styleId="ConstantTok">
     <w:name w:val="ConstantTok"/>
     <w:basedOn w:val="VerbatimChar"/>
     <w:rPr>
-      <w:rFonts w:ascii="Microsoft YaHei" w:hAnsi="Microsoft YaHei" w:eastAsia="Microsoft YaHei"/>
-      <w:color w:val="880000"/>
+      <w:rFonts w:ascii="Times New Roman" w:hAnsi="Times New Roman" w:eastAsia="SimSun"/>
+      <w:color w:val="000000"/>
     </w:rPr>
   </w:style>
   <w:style w:type="character" w:customStyle="1" w:styleId="CharTok">
     <w:name w:val="CharTok"/>
     <w:basedOn w:val="VerbatimChar"/>
     <w:rPr>
-      <w:rFonts w:ascii="Microsoft YaHei" w:hAnsi="Microsoft YaHei" w:eastAsia="Microsoft YaHei"/>
-      <w:color w:val="4070a0"/>
+      <w:rFonts w:ascii="Times New Roman" w:hAnsi="Times New Roman" w:eastAsia="SimSun"/>
+      <w:color w:val="000000"/>
     </w:rPr>
   </w:style>
   <w:style w:type="character" w:customStyle="1" w:styleId="SpecialCharTok">
     <w:name w:val="SpecialCharTok"/>
     <w:basedOn w:val="VerbatimChar"/>
     <w:rPr>
-      <w:rFonts w:ascii="Microsoft YaHei" w:hAnsi="Microsoft YaHei" w:eastAsia="Microsoft YaHei"/>
-      <w:color w:val="4070a0"/>
+      <w:rFonts w:ascii="Times New Roman" w:hAnsi="Times New Roman" w:eastAsia="SimSun"/>
+      <w:color w:val="000000"/>
     </w:rPr>
   </w:style>
   <w:style w:type="character" w:customStyle="1" w:styleId="StringTok">
     <w:name w:val="StringTok"/>
     <w:basedOn w:val="VerbatimChar"/>
     <w:rPr>
-      <w:rFonts w:ascii="Microsoft YaHei" w:hAnsi="Microsoft YaHei" w:eastAsia="Microsoft YaHei"/>
-      <w:color w:val="4070a0"/>
+      <w:rFonts w:ascii="Times New Roman" w:hAnsi="Times New Roman" w:eastAsia="SimSun"/>
+      <w:color w:val="000000"/>
     </w:rPr>
   </w:style>
   <w:style w:type="character" w:customStyle="1" w:styleId="VerbatimStringTok">
     <w:name w:val="VerbatimStringTok"/>
     <w:basedOn w:val="VerbatimChar"/>
     <w:rPr>
-      <w:rFonts w:ascii="Microsoft YaHei" w:hAnsi="Microsoft YaHei" w:eastAsia="Microsoft YaHei"/>
-      <w:color w:val="4070a0"/>
+      <w:rFonts w:ascii="Times New Roman" w:hAnsi="Times New Roman" w:eastAsia="SimSun"/>
+      <w:color w:val="000000"/>
     </w:rPr>
   </w:style>
   <w:style w:type="character" w:customStyle="1" w:styleId="SpecialStringTok">
     <w:name w:val="SpecialStringTok"/>
     <w:basedOn w:val="VerbatimChar"/>
     <w:rPr>
-      <w:rFonts w:ascii="Microsoft YaHei" w:hAnsi="Microsoft YaHei" w:eastAsia="Microsoft YaHei"/>
-      <w:color w:val="bb6688"/>
+      <w:rFonts w:ascii="Times New Roman" w:hAnsi="Times New Roman" w:eastAsia="SimSun"/>
+      <w:color w:val="000000"/>
     </w:rPr>
   </w:style>
   <w:style w:type="character" w:customStyle="1" w:styleId="ImportTok">
     <w:name w:val="ImportTok"/>
     <w:basedOn w:val="VerbatimChar"/>
     <w:rPr>
-      <w:color w:val="008000"/>
-      <w:rFonts w:ascii="Microsoft YaHei" w:hAnsi="Microsoft YaHei" w:eastAsia="Microsoft YaHei"/>
+      <w:rFonts w:ascii="Times New Roman" w:hAnsi="Times New Roman" w:eastAsia="SimSun"/>
       <w:b/>
+      <w:color w:val="000000"/>
     </w:rPr>
   </w:style>
   <w:style w:type="character" w:customStyle="1" w:styleId="CommentTok">
     <w:name w:val="CommentTok"/>
     <w:basedOn w:val="VerbatimChar"/>
     <w:rPr>
-      <w:color w:val="60a0b0"/>
-      <w:rFonts w:ascii="Microsoft YaHei" w:hAnsi="Microsoft YaHei" w:eastAsia="Microsoft YaHei"/>
+      <w:rFonts w:ascii="Times New Roman" w:hAnsi="Times New Roman" w:eastAsia="SimSun"/>
       <w:i/>
+      <w:color w:val="000000"/>
     </w:rPr>
   </w:style>
   <w:style w:type="character" w:customStyle="1" w:styleId="DocumentationTok">
     <w:name w:val="DocumentationTok"/>
     <w:basedOn w:val="VerbatimChar"/>
     <w:rPr>
-      <w:color w:val="ba2121"/>
-      <w:rFonts w:ascii="Microsoft YaHei" w:hAnsi="Microsoft YaHei" w:eastAsia="Microsoft YaHei"/>
+      <w:rFonts w:ascii="Times New Roman" w:hAnsi="Times New Roman" w:eastAsia="SimSun"/>
       <w:i/>
+      <w:color w:val="000000"/>
     </w:rPr>
   </w:style>
   <w:style w:type="character" w:customStyle="1" w:styleId="AnnotationTok">
     <w:name w:val="AnnotationTok"/>
     <w:basedOn w:val="VerbatimChar"/>
     <w:rPr>
-      <w:color w:val="60a0b0"/>
-      <w:rFonts w:ascii="Microsoft YaHei" w:hAnsi="Microsoft YaHei" w:eastAsia="Microsoft YaHei"/>
+      <w:rFonts w:ascii="Times New Roman" w:hAnsi="Times New Roman" w:eastAsia="SimSun"/>
       <w:b/>
       <w:i/>
+      <w:color w:val="000000"/>
     </w:rPr>
   </w:style>
   <w:style w:type="character" w:customStyle="1" w:styleId="CommentVarTok">
     <w:name w:val="CommentVarTok"/>
     <w:basedOn w:val="VerbatimChar"/>
     <w:rPr>
-      <w:color w:val="60a0b0"/>
-      <w:rFonts w:ascii="Microsoft YaHei" w:hAnsi="Microsoft YaHei" w:eastAsia="Microsoft YaHei"/>
+      <w:rFonts w:ascii="Times New Roman" w:hAnsi="Times New Roman" w:eastAsia="SimSun"/>
       <w:b/>
       <w:i/>
+      <w:color w:val="000000"/>
     </w:rPr>
   </w:style>
   <w:style w:type="character" w:customStyle="1" w:styleId="OtherTok">
     <w:name w:val="OtherTok"/>
     <w:basedOn w:val="VerbatimChar"/>
     <w:rPr>
-      <w:rFonts w:ascii="Microsoft YaHei" w:hAnsi="Microsoft YaHei" w:eastAsia="Microsoft YaHei"/>
-      <w:color w:val="007020"/>
+      <w:rFonts w:ascii="Times New Roman" w:hAnsi="Times New Roman" w:eastAsia="SimSun"/>
+      <w:color w:val="000000"/>
     </w:rPr>
   </w:style>
   <w:style w:type="character" w:customStyle="1" w:styleId="FunctionTok">
     <w:name w:val="FunctionTok"/>
     <w:basedOn w:val="VerbatimChar"/>
     <w:rPr>
-      <w:rFonts w:ascii="Microsoft YaHei" w:hAnsi="Microsoft YaHei" w:eastAsia="Microsoft YaHei"/>
-      <w:color w:val="06287e"/>
+      <w:rFonts w:ascii="Times New Roman" w:hAnsi="Times New Roman" w:eastAsia="SimSun"/>
+      <w:color w:val="000000"/>
     </w:rPr>
   </w:style>
   <w:style w:type="character" w:customStyle="1" w:styleId="VariableTok">
     <w:name w:val="VariableTok"/>
     <w:basedOn w:val="VerbatimChar"/>
     <w:rPr>
-      <w:rFonts w:ascii="Microsoft YaHei" w:hAnsi="Microsoft YaHei" w:eastAsia="Microsoft YaHei"/>
-      <w:color w:val="19177c"/>
+      <w:rFonts w:ascii="Times New Roman" w:hAnsi="Times New Roman" w:eastAsia="SimSun"/>
+      <w:color w:val="000000"/>
     </w:rPr>
   </w:style>
   <w:style w:type="character" w:customStyle="1" w:styleId="ControlFlowTok">
     <w:name w:val="ControlFlowTok"/>
     <w:basedOn w:val="VerbatimChar"/>
     <w:rPr>
-      <w:color w:val="007020"/>
-      <w:rFonts w:ascii="Microsoft YaHei" w:hAnsi="Microsoft YaHei" w:eastAsia="Microsoft YaHei"/>
+      <w:rFonts w:ascii="Times New Roman" w:hAnsi="Times New Roman" w:eastAsia="SimSun"/>
       <w:b/>
+      <w:color w:val="000000"/>
     </w:rPr>
   </w:style>
   <w:style w:type="character" w:customStyle="1" w:styleId="OperatorTok">
     <w:name w:val="OperatorTok"/>
     <w:basedOn w:val="VerbatimChar"/>
     <w:rPr>
-      <w:rFonts w:ascii="Microsoft YaHei" w:hAnsi="Microsoft YaHei" w:eastAsia="Microsoft YaHei"/>
-      <w:color w:val="666666"/>
+      <w:rFonts w:ascii="Times New Roman" w:hAnsi="Times New Roman" w:eastAsia="SimSun"/>
+      <w:color w:val="000000"/>
     </w:rPr>
   </w:style>
   <w:style w:type="character" w:customStyle="1" w:styleId="BuiltInTok">
     <w:name w:val="BuiltInTok"/>
     <w:basedOn w:val="VerbatimChar"/>
     <w:rPr>
-      <w:rFonts w:ascii="Microsoft YaHei" w:hAnsi="Microsoft YaHei" w:eastAsia="Microsoft YaHei"/>
-      <w:color w:val="008000"/>
+      <w:rFonts w:ascii="Times New Roman" w:hAnsi="Times New Roman" w:eastAsia="SimSun"/>
+      <w:color w:val="000000"/>
     </w:rPr>
   </w:style>
   <w:style w:type="character" w:customStyle="1" w:styleId="ExtensionTok">
     <w:name w:val="ExtensionTok"/>
     <w:basedOn w:val="VerbatimChar"/>
     <w:rPr>
-      <w:rFonts w:ascii="Microsoft YaHei" w:hAnsi="Microsoft YaHei" w:eastAsia="Microsoft YaHei"/>
+      <w:rFonts w:ascii="Times New Roman" w:hAnsi="Times New Roman" w:eastAsia="SimSun"/>
+      <w:color w:val="000000"/>
     </w:rPr>
   </w:style>
   <w:style w:type="character" w:customStyle="1" w:styleId="PreprocessorTok">
     <w:name w:val="PreprocessorTok"/>
     <w:basedOn w:val="VerbatimChar"/>
     <w:rPr>
-      <w:rFonts w:ascii="Microsoft YaHei" w:hAnsi="Microsoft YaHei" w:eastAsia="Microsoft YaHei"/>
-      <w:color w:val="bc7a00"/>
+      <w:rFonts w:ascii="Times New Roman" w:hAnsi="Times New Roman" w:eastAsia="SimSun"/>
+      <w:color w:val="000000"/>
     </w:rPr>
   </w:style>
   <w:style w:type="character" w:customStyle="1" w:styleId="AttributeTok">
     <w:name w:val="AttributeTok"/>
     <w:basedOn w:val="VerbatimChar"/>
     <w:rPr>
-      <w:rFonts w:ascii="Microsoft YaHei" w:hAnsi="Microsoft YaHei" w:eastAsia="Microsoft YaHei"/>
-      <w:color w:val="7d9029"/>
+      <w:rFonts w:ascii="Times New Roman" w:hAnsi="Times New Roman" w:eastAsia="SimSun"/>
+      <w:color w:val="000000"/>
     </w:rPr>
   </w:style>
   <w:style w:type="character" w:customStyle="1" w:styleId="RegionMarkerTok">
     <w:name w:val="RegionMarkerTok"/>
     <w:basedOn w:val="VerbatimChar"/>
     <w:rPr>
-      <w:rFonts w:ascii="Microsoft YaHei" w:hAnsi="Microsoft YaHei" w:eastAsia="Microsoft YaHei"/>
+      <w:rFonts w:ascii="Times New Roman" w:hAnsi="Times New Roman" w:eastAsia="SimSun"/>
+      <w:color w:val="000000"/>
     </w:rPr>
   </w:style>
   <w:style w:type="character" w:customStyle="1" w:styleId="InformationTok">
     <w:name w:val="InformationTok"/>
     <w:basedOn w:val="VerbatimChar"/>
     <w:rPr>
-      <w:color w:val="60a0b0"/>
-      <w:rFonts w:ascii="Microsoft YaHei" w:hAnsi="Microsoft YaHei" w:eastAsia="Microsoft YaHei"/>
+      <w:rFonts w:ascii="Times New Roman" w:hAnsi="Times New Roman" w:eastAsia="SimSun"/>
       <w:b/>
       <w:i/>
+      <w:color w:val="000000"/>
     </w:rPr>
   </w:style>
   <w:style w:type="character" w:customStyle="1" w:styleId="WarningTok">
     <w:name w:val="WarningTok"/>
     <w:basedOn w:val="VerbatimChar"/>
     <w:rPr>
-      <w:color w:val="60a0b0"/>
-      <w:rFonts w:ascii="Microsoft YaHei" w:hAnsi="Microsoft YaHei" w:eastAsia="Microsoft YaHei"/>
+      <w:rFonts w:ascii="Times New Roman" w:hAnsi="Times New Roman" w:eastAsia="SimSun"/>
       <w:b/>
       <w:i/>
+      <w:color w:val="000000"/>
     </w:rPr>
   </w:style>
   <w:style w:type="character" w:customStyle="1" w:styleId="AlertTok">
     <w:name w:val="AlertTok"/>
     <w:basedOn w:val="VerbatimChar"/>
     <w:rPr>
-      <w:color w:val="ff0000"/>
-      <w:rFonts w:ascii="Microsoft YaHei" w:hAnsi="Microsoft YaHei" w:eastAsia="Microsoft YaHei"/>
+      <w:rFonts w:ascii="Times New Roman" w:hAnsi="Times New Roman" w:eastAsia="SimSun"/>
       <w:b/>
+      <w:color w:val="000000"/>
     </w:rPr>
   </w:style>
   <w:style w:type="character" w:customStyle="1" w:styleId="ErrorTok">
     <w:name w:val="ErrorTok"/>
     <w:basedOn w:val="VerbatimChar"/>
     <w:rPr>
-      <w:color w:val="ff0000"/>
-      <w:rFonts w:ascii="Microsoft YaHei" w:hAnsi="Microsoft YaHei" w:eastAsia="Microsoft YaHei"/>
+      <w:rFonts w:ascii="Times New Roman" w:hAnsi="Times New Roman" w:eastAsia="SimSun"/>
       <w:b/>
+      <w:color w:val="000000"/>
     </w:rPr>
   </w:style>
   <w:style w:type="character" w:customStyle="1" w:styleId="NormalTok">
     <w:name w:val="NormalTok"/>
     <w:basedOn w:val="VerbatimChar"/>
     <w:rPr>
-      <w:rFonts w:ascii="Microsoft YaHei" w:hAnsi="Microsoft YaHei" w:eastAsia="Microsoft YaHei"/>
+      <w:rFonts w:ascii="Times New Roman" w:hAnsi="Times New Roman" w:eastAsia="SimSun"/>
+      <w:color w:val="000000"/>
     </w:rPr>
   </w:style>
 </w:styles>
